--- a/Backend/Spring Boot/Spring Boot.docx
+++ b/Backend/Spring Boot/Spring Boot.docx
@@ -5,6 +5,7 @@
     <w:p>
       <w:pPr>
         <w:pStyle w:val="LO-Normal"/>
+        <w:jc w:val="both"/>
       </w:pPr>
       <w:r>
         <w:rPr>
@@ -22,6 +23,7 @@
     <w:p>
       <w:pPr>
         <w:pStyle w:val="LO-Normal"/>
+        <w:jc w:val="both"/>
         <w:rPr>
           <w:b/>
           <w:bCs/>
@@ -38,6 +40,7 @@
     <w:p>
       <w:pPr>
         <w:pStyle w:val="LO-Normal"/>
+        <w:jc w:val="both"/>
       </w:pPr>
       <w:r>
         <w:t xml:space="preserve">The document highlights </w:t>
@@ -56,6 +59,7 @@
     <w:p>
       <w:pPr>
         <w:pStyle w:val="LO-Normal"/>
+        <w:jc w:val="both"/>
         <w:rPr>
           <w:b/>
           <w:bCs/>
@@ -76,6 +80,7 @@
           <w:ilvl w:val="0"/>
           <w:numId w:val="2"/>
         </w:numPr>
+        <w:jc w:val="both"/>
       </w:pPr>
       <w:r>
         <w:t>Classes depend heavily on concrete implementations.</w:t>
@@ -88,6 +93,7 @@
           <w:ilvl w:val="0"/>
           <w:numId w:val="2"/>
         </w:numPr>
+        <w:jc w:val="both"/>
       </w:pPr>
       <w:r>
         <w:t xml:space="preserve">Example: If </w:t>
@@ -130,6 +136,7 @@
     <w:p>
       <w:pPr>
         <w:pStyle w:val="LO-Normal"/>
+        <w:jc w:val="both"/>
         <w:rPr>
           <w:b/>
           <w:bCs/>
@@ -150,6 +157,7 @@
           <w:ilvl w:val="0"/>
           <w:numId w:val="3"/>
         </w:numPr>
+        <w:jc w:val="both"/>
       </w:pPr>
       <w:r>
         <w:t xml:space="preserve">Difficult to replace dependencies with </w:t>
@@ -172,6 +180,7 @@
           <w:ilvl w:val="0"/>
           <w:numId w:val="3"/>
         </w:numPr>
+        <w:jc w:val="both"/>
       </w:pPr>
       <w:r>
         <w:t xml:space="preserve">Makes </w:t>
@@ -190,6 +199,7 @@
     <w:p>
       <w:pPr>
         <w:pStyle w:val="LO-Normal"/>
+        <w:jc w:val="both"/>
         <w:rPr>
           <w:b/>
           <w:bCs/>
@@ -210,6 +220,7 @@
           <w:ilvl w:val="0"/>
           <w:numId w:val="4"/>
         </w:numPr>
+        <w:jc w:val="both"/>
       </w:pPr>
       <w:r>
         <w:t>Each class creates objects using new.</w:t>
@@ -222,6 +233,7 @@
           <w:ilvl w:val="0"/>
           <w:numId w:val="4"/>
         </w:numPr>
+        <w:jc w:val="both"/>
       </w:pPr>
       <w:r>
         <w:t>Leads to:</w:t>
@@ -234,6 +246,7 @@
           <w:ilvl w:val="1"/>
           <w:numId w:val="4"/>
         </w:numPr>
+        <w:jc w:val="both"/>
       </w:pPr>
       <w:r>
         <w:t>Distributed object lifecycle management</w:t>
@@ -246,6 +259,7 @@
           <w:ilvl w:val="1"/>
           <w:numId w:val="4"/>
         </w:numPr>
+        <w:jc w:val="both"/>
       </w:pPr>
       <w:r>
         <w:t>Poor maintainability</w:t>
@@ -258,6 +272,7 @@
           <w:ilvl w:val="1"/>
           <w:numId w:val="4"/>
         </w:numPr>
+        <w:jc w:val="both"/>
       </w:pPr>
       <w:r>
         <w:t>Configuration logic scattered across the application.</w:t>
@@ -266,15 +281,11 @@
     <w:p>
       <w:pPr>
         <w:pStyle w:val="LO-Normal"/>
-      </w:pPr>
-      <w:r>
-        <w:rPr>
-          <w:noProof/>
-        </w:rPr>
-      </w:r>
+        <w:jc w:val="both"/>
+      </w:pPr>
       <w:r>
         <w:pict w14:anchorId="7F9BC2EA">
-          <v:shape id="Horizontal Line 49" o:spid="_x0000_s1041" style="width:3136.35pt;height:.15pt;visibility:visible;mso-wrap-style:square;mso-left-percent:-10001;mso-top-percent:-10001;mso-position-horizontal:absolute;mso-position-horizontal-relative:char;mso-position-vertical:absolute;mso-position-vertical-relative:line;mso-left-percent:-10001;mso-top-percent:-10001;v-text-anchor:top" coordsize="21600,21600" o:gfxdata="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" path="m,l21600,r,21600l,21600,,xe" filled="f" strokecolor="#a0a0a0" strokeweight=".26mm">
+          <v:shape id="Horizontal Line 49" o:spid="_x0000_s1058" style="width:3136.35pt;height:.15pt;visibility:visible;mso-wrap-style:square;mso-left-percent:-10001;mso-top-percent:-10001;mso-position-horizontal:absolute;mso-position-horizontal-relative:char;mso-position-vertical:absolute;mso-position-vertical-relative:line;mso-left-percent:-10001;mso-top-percent:-10001;v-text-anchor:top" coordsize="21600,21600" path="m,l21600,r,21600l,21600,,xe" filled="f" strokecolor="#a0a0a0" strokeweight=".26mm">
             <v:stroke joinstyle="miter"/>
             <v:path arrowok="t"/>
             <w10:anchorlock/>
@@ -285,6 +296,7 @@
     <w:p>
       <w:pPr>
         <w:pStyle w:val="LO-Normal"/>
+        <w:jc w:val="both"/>
         <w:rPr>
           <w:b/>
           <w:bCs/>
@@ -301,6 +313,7 @@
     <w:p>
       <w:pPr>
         <w:pStyle w:val="LO-Normal"/>
+        <w:jc w:val="both"/>
       </w:pPr>
       <w:r>
         <w:t>Earlier Java EE systems had additional problems:</w:t>
@@ -313,6 +326,7 @@
           <w:ilvl w:val="0"/>
           <w:numId w:val="5"/>
         </w:numPr>
+        <w:jc w:val="both"/>
       </w:pPr>
       <w:r>
         <w:t>Inefficient JDBC and ORM integration</w:t>
@@ -325,6 +339,7 @@
           <w:ilvl w:val="0"/>
           <w:numId w:val="5"/>
         </w:numPr>
+        <w:jc w:val="both"/>
       </w:pPr>
       <w:r>
         <w:t>Scattered configuration files</w:t>
@@ -337,6 +352,7 @@
           <w:ilvl w:val="0"/>
           <w:numId w:val="5"/>
         </w:numPr>
+        <w:jc w:val="both"/>
       </w:pPr>
       <w:r>
         <w:t>Complex deployment process</w:t>
@@ -349,6 +365,7 @@
           <w:ilvl w:val="0"/>
           <w:numId w:val="5"/>
         </w:numPr>
+        <w:jc w:val="both"/>
       </w:pPr>
       <w:r>
         <w:t>Verbose and repetitive code</w:t>
@@ -361,6 +378,7 @@
           <w:ilvl w:val="0"/>
           <w:numId w:val="5"/>
         </w:numPr>
+        <w:jc w:val="both"/>
       </w:pPr>
       <w:r>
         <w:t>Manual dependency wiring</w:t>
@@ -373,6 +391,7 @@
           <w:ilvl w:val="0"/>
           <w:numId w:val="5"/>
         </w:numPr>
+        <w:jc w:val="both"/>
       </w:pPr>
       <w:r>
         <w:t>Difficult testing and maintenance</w:t>
@@ -381,15 +400,11 @@
     <w:p>
       <w:pPr>
         <w:pStyle w:val="LO-Normal"/>
-      </w:pPr>
-      <w:r>
-        <w:rPr>
-          <w:noProof/>
-        </w:rPr>
-      </w:r>
+        <w:jc w:val="both"/>
+      </w:pPr>
       <w:r>
         <w:pict w14:anchorId="18C184D6">
-          <v:shape id="Horizontal Line 50" o:spid="_x0000_s1040" style="width:3276.75pt;height:.15pt;visibility:visible;mso-wrap-style:square;mso-left-percent:-10001;mso-top-percent:-10001;mso-position-horizontal:absolute;mso-position-horizontal-relative:char;mso-position-vertical:absolute;mso-position-vertical-relative:line;mso-left-percent:-10001;mso-top-percent:-10001;v-text-anchor:top" coordsize="21600,21600" o:gfxdata="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" path="m,l21600,r,21600l,21600,,xe" filled="f" strokecolor="#a0a0a0" strokeweight=".26mm">
+          <v:shape id="Horizontal Line 50" o:spid="_x0000_s1057" style="width:3276.75pt;height:.15pt;visibility:visible;mso-wrap-style:square;mso-left-percent:-10001;mso-top-percent:-10001;mso-position-horizontal:absolute;mso-position-horizontal-relative:char;mso-position-vertical:absolute;mso-position-vertical-relative:line;mso-left-percent:-10001;mso-top-percent:-10001;v-text-anchor:top" coordsize="21600,21600" path="m,l21600,r,21600l,21600,,xe" filled="f" strokecolor="#a0a0a0" strokeweight=".26mm">
             <v:stroke joinstyle="miter"/>
             <v:path arrowok="t"/>
             <w10:anchorlock/>
@@ -400,6 +415,7 @@
     <w:p>
       <w:pPr>
         <w:pStyle w:val="LO-Normal"/>
+        <w:jc w:val="both"/>
         <w:rPr>
           <w:b/>
           <w:bCs/>
@@ -416,6 +432,7 @@
     <w:p>
       <w:pPr>
         <w:pStyle w:val="LO-Normal"/>
+        <w:jc w:val="both"/>
       </w:pPr>
       <w:r>
         <w:t xml:space="preserve">The </w:t>
@@ -438,6 +455,7 @@
           <w:ilvl w:val="0"/>
           <w:numId w:val="6"/>
         </w:numPr>
+        <w:jc w:val="both"/>
       </w:pPr>
       <w:r>
         <w:t>A comprehensive programming model</w:t>
@@ -450,6 +468,7 @@
           <w:ilvl w:val="0"/>
           <w:numId w:val="6"/>
         </w:numPr>
+        <w:jc w:val="both"/>
       </w:pPr>
       <w:r>
         <w:t>Support for modern Java enterprise applications</w:t>
@@ -462,6 +481,7 @@
           <w:ilvl w:val="0"/>
           <w:numId w:val="6"/>
         </w:numPr>
+        <w:jc w:val="both"/>
       </w:pPr>
       <w:r>
         <w:t>Flexible deployment options</w:t>
@@ -470,6 +490,7 @@
     <w:p>
       <w:pPr>
         <w:pStyle w:val="LO-Normal"/>
+        <w:jc w:val="both"/>
         <w:rPr>
           <w:b/>
           <w:bCs/>
@@ -491,6 +512,7 @@
           <w:ilvl w:val="0"/>
           <w:numId w:val="7"/>
         </w:numPr>
+        <w:jc w:val="both"/>
       </w:pPr>
       <w:r>
         <w:rPr>
@@ -507,6 +529,7 @@
           <w:ilvl w:val="0"/>
           <w:numId w:val="7"/>
         </w:numPr>
+        <w:jc w:val="both"/>
       </w:pPr>
       <w:r>
         <w:rPr>
@@ -519,15 +542,11 @@
     <w:p>
       <w:pPr>
         <w:pStyle w:val="LO-Normal"/>
-      </w:pPr>
-      <w:r>
-        <w:rPr>
-          <w:noProof/>
-        </w:rPr>
-      </w:r>
+        <w:jc w:val="both"/>
+      </w:pPr>
       <w:r>
         <w:pict w14:anchorId="79884B26">
-          <v:shape id="Horizontal Line 51" o:spid="_x0000_s1039" style="width:3276.75pt;height:.15pt;visibility:visible;mso-wrap-style:square;mso-left-percent:-10001;mso-top-percent:-10001;mso-position-horizontal:absolute;mso-position-horizontal-relative:char;mso-position-vertical:absolute;mso-position-vertical-relative:line;mso-left-percent:-10001;mso-top-percent:-10001;v-text-anchor:top" coordsize="21600,21600" o:gfxdata="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" path="m,l21600,r,21600l,21600,,xe" filled="f" strokecolor="#a0a0a0" strokeweight=".26mm">
+          <v:shape id="Horizontal Line 51" o:spid="_x0000_s1056" style="width:3276.75pt;height:.15pt;visibility:visible;mso-wrap-style:square;mso-left-percent:-10001;mso-top-percent:-10001;mso-position-horizontal:absolute;mso-position-horizontal-relative:char;mso-position-vertical:absolute;mso-position-vertical-relative:line;mso-left-percent:-10001;mso-top-percent:-10001;v-text-anchor:top" coordsize="21600,21600" path="m,l21600,r,21600l,21600,,xe" filled="f" strokecolor="#a0a0a0" strokeweight=".26mm">
             <v:stroke joinstyle="miter"/>
             <v:path arrowok="t"/>
             <w10:anchorlock/>
@@ -538,6 +557,7 @@
     <w:p>
       <w:pPr>
         <w:pStyle w:val="LO-Normal"/>
+        <w:jc w:val="both"/>
         <w:rPr>
           <w:b/>
           <w:bCs/>
@@ -554,6 +574,7 @@
     <w:p>
       <w:pPr>
         <w:pStyle w:val="LO-Normal"/>
+        <w:jc w:val="both"/>
         <w:rPr>
           <w:b/>
           <w:bCs/>
@@ -574,6 +595,7 @@
           <w:ilvl w:val="0"/>
           <w:numId w:val="8"/>
         </w:numPr>
+        <w:jc w:val="both"/>
       </w:pPr>
       <w:r>
         <w:t xml:space="preserve">Spring Framework open-sourced by </w:t>
@@ -596,6 +618,7 @@
           <w:ilvl w:val="0"/>
           <w:numId w:val="8"/>
         </w:numPr>
+        <w:jc w:val="both"/>
       </w:pPr>
       <w:r>
         <w:t>Introduced:</w:t>
@@ -608,6 +631,7 @@
           <w:ilvl w:val="1"/>
           <w:numId w:val="8"/>
         </w:numPr>
+        <w:jc w:val="both"/>
       </w:pPr>
       <w:r>
         <w:t>IoC Container</w:t>
@@ -620,6 +644,7 @@
           <w:ilvl w:val="1"/>
           <w:numId w:val="8"/>
         </w:numPr>
+        <w:jc w:val="both"/>
       </w:pPr>
       <w:r>
         <w:t>Dependency Injection</w:t>
@@ -628,6 +653,7 @@
     <w:p>
       <w:pPr>
         <w:pStyle w:val="LO-Normal"/>
+        <w:jc w:val="both"/>
         <w:rPr>
           <w:b/>
           <w:bCs/>
@@ -648,6 +674,7 @@
           <w:ilvl w:val="0"/>
           <w:numId w:val="9"/>
         </w:numPr>
+        <w:jc w:val="both"/>
       </w:pPr>
       <w:r>
         <w:t xml:space="preserve">Spring was sold to </w:t>
@@ -676,6 +703,7 @@
     <w:p>
       <w:pPr>
         <w:pStyle w:val="LO-Normal"/>
+        <w:jc w:val="both"/>
         <w:rPr>
           <w:b/>
           <w:bCs/>
@@ -696,6 +724,7 @@
           <w:ilvl w:val="0"/>
           <w:numId w:val="10"/>
         </w:numPr>
+        <w:jc w:val="both"/>
       </w:pPr>
       <w:r>
         <w:rPr>
@@ -715,6 +744,7 @@
           <w:ilvl w:val="1"/>
           <w:numId w:val="10"/>
         </w:numPr>
+        <w:jc w:val="both"/>
       </w:pPr>
       <w:r>
         <w:t>Auto configuration</w:t>
@@ -727,6 +757,7 @@
           <w:ilvl w:val="1"/>
           <w:numId w:val="10"/>
         </w:numPr>
+        <w:jc w:val="both"/>
       </w:pPr>
       <w:r>
         <w:t>Starter dependencies</w:t>
@@ -739,6 +770,7 @@
           <w:ilvl w:val="1"/>
           <w:numId w:val="10"/>
         </w:numPr>
+        <w:jc w:val="both"/>
       </w:pPr>
       <w:r>
         <w:t>Embedded servers (Tomcat, Jetty)</w:t>
@@ -751,6 +783,7 @@
           <w:ilvl w:val="1"/>
           <w:numId w:val="10"/>
         </w:numPr>
+        <w:jc w:val="both"/>
       </w:pPr>
       <w:r>
         <w:t>Production-ready features (metrics, health checks)</w:t>
@@ -759,15 +792,11 @@
     <w:p>
       <w:pPr>
         <w:pStyle w:val="LO-Normal"/>
-      </w:pPr>
-      <w:r>
-        <w:rPr>
-          <w:noProof/>
-        </w:rPr>
-      </w:r>
+        <w:jc w:val="both"/>
+      </w:pPr>
       <w:r>
         <w:pict w14:anchorId="28C3EDA7">
-          <v:shape id="Horizontal Line 52" o:spid="_x0000_s1038" style="width:3136.35pt;height:.15pt;visibility:visible;mso-wrap-style:square;mso-left-percent:-10001;mso-top-percent:-10001;mso-position-horizontal:absolute;mso-position-horizontal-relative:char;mso-position-vertical:absolute;mso-position-vertical-relative:line;mso-left-percent:-10001;mso-top-percent:-10001;v-text-anchor:top" coordsize="21600,21600" o:gfxdata="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" path="m,l21600,r,21600l,21600,,xe" filled="f" strokecolor="#a0a0a0" strokeweight=".26mm">
+          <v:shape id="Horizontal Line 52" o:spid="_x0000_s1055" style="width:3136.35pt;height:.15pt;visibility:visible;mso-wrap-style:square;mso-left-percent:-10001;mso-top-percent:-10001;mso-position-horizontal:absolute;mso-position-horizontal-relative:char;mso-position-vertical:absolute;mso-position-vertical-relative:line;mso-left-percent:-10001;mso-top-percent:-10001;v-text-anchor:top" coordsize="21600,21600" path="m,l21600,r,21600l,21600,,xe" filled="f" strokecolor="#a0a0a0" strokeweight=".26mm">
             <v:stroke joinstyle="miter"/>
             <v:path arrowok="t"/>
             <w10:anchorlock/>
@@ -778,6 +807,7 @@
     <w:p>
       <w:pPr>
         <w:pStyle w:val="LO-Normal"/>
+        <w:jc w:val="both"/>
         <w:rPr>
           <w:b/>
           <w:bCs/>
@@ -794,6 +824,7 @@
     <w:p>
       <w:pPr>
         <w:pStyle w:val="LO-Normal"/>
+        <w:jc w:val="both"/>
         <w:rPr>
           <w:b/>
           <w:bCs/>
@@ -814,6 +845,7 @@
           <w:ilvl w:val="0"/>
           <w:numId w:val="11"/>
         </w:numPr>
+        <w:jc w:val="both"/>
       </w:pPr>
       <w:r>
         <w:t>Heavyweight</w:t>
@@ -826,6 +858,7 @@
           <w:ilvl w:val="0"/>
           <w:numId w:val="11"/>
         </w:numPr>
+        <w:jc w:val="both"/>
       </w:pPr>
       <w:r>
         <w:t>Complex</w:t>
@@ -838,6 +871,7 @@
           <w:ilvl w:val="0"/>
           <w:numId w:val="11"/>
         </w:numPr>
+        <w:jc w:val="both"/>
       </w:pPr>
       <w:r>
         <w:t>Hard to test and maintain</w:t>
@@ -846,6 +880,7 @@
     <w:p>
       <w:pPr>
         <w:pStyle w:val="LO-Normal"/>
+        <w:jc w:val="both"/>
         <w:rPr>
           <w:b/>
           <w:bCs/>
@@ -866,6 +901,7 @@
           <w:ilvl w:val="0"/>
           <w:numId w:val="12"/>
         </w:numPr>
+        <w:jc w:val="both"/>
       </w:pPr>
       <w:r>
         <w:t>Java-based configuration</w:t>
@@ -878,6 +914,7 @@
           <w:ilvl w:val="0"/>
           <w:numId w:val="12"/>
         </w:numPr>
+        <w:jc w:val="both"/>
       </w:pPr>
       <w:r>
         <w:t>Support for Java 8</w:t>
@@ -890,6 +927,7 @@
           <w:ilvl w:val="0"/>
           <w:numId w:val="12"/>
         </w:numPr>
+        <w:jc w:val="both"/>
       </w:pPr>
       <w:r>
         <w:t>Microservices support</w:t>
@@ -902,6 +940,7 @@
           <w:ilvl w:val="0"/>
           <w:numId w:val="12"/>
         </w:numPr>
+        <w:jc w:val="both"/>
       </w:pPr>
       <w:r>
         <w:t>Reactive programming</w:t>
@@ -910,15 +949,11 @@
     <w:p>
       <w:pPr>
         <w:pStyle w:val="LO-Normal"/>
-      </w:pPr>
-      <w:r>
-        <w:rPr>
-          <w:noProof/>
-        </w:rPr>
-      </w:r>
+        <w:jc w:val="both"/>
+      </w:pPr>
       <w:r>
         <w:pict w14:anchorId="07F34F41">
-          <v:shape id="Horizontal Line 53" o:spid="_x0000_s1037" style="width:3276.75pt;height:.15pt;visibility:visible;mso-wrap-style:square;mso-left-percent:-10001;mso-top-percent:-10001;mso-position-horizontal:absolute;mso-position-horizontal-relative:char;mso-position-vertical:absolute;mso-position-vertical-relative:line;mso-left-percent:-10001;mso-top-percent:-10001;v-text-anchor:top" coordsize="21600,21600" o:gfxdata="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" path="m,l21600,r,21600l,21600,,xe" filled="f" strokecolor="#a0a0a0" strokeweight=".26mm">
+          <v:shape id="Horizontal Line 53" o:spid="_x0000_s1054" style="width:3276.75pt;height:.15pt;visibility:visible;mso-wrap-style:square;mso-left-percent:-10001;mso-top-percent:-10001;mso-position-horizontal:absolute;mso-position-horizontal-relative:char;mso-position-vertical:absolute;mso-position-vertical-relative:line;mso-left-percent:-10001;mso-top-percent:-10001;v-text-anchor:top" coordsize="21600,21600" path="m,l21600,r,21600l,21600,,xe" filled="f" strokecolor="#a0a0a0" strokeweight=".26mm">
             <v:stroke joinstyle="miter"/>
             <v:path arrowok="t"/>
             <w10:anchorlock/>
@@ -929,6 +964,7 @@
     <w:p>
       <w:pPr>
         <w:pStyle w:val="LO-Normal"/>
+        <w:jc w:val="both"/>
         <w:rPr>
           <w:b/>
           <w:bCs/>
@@ -970,6 +1006,7 @@
           <w:p>
             <w:pPr>
               <w:pStyle w:val="LO-Normal"/>
+              <w:jc w:val="both"/>
               <w:rPr>
                 <w:b/>
                 <w:bCs/>
@@ -993,6 +1030,7 @@
           <w:p>
             <w:pPr>
               <w:pStyle w:val="LO-Normal"/>
+              <w:jc w:val="both"/>
               <w:rPr>
                 <w:b/>
                 <w:bCs/>
@@ -1015,6 +1053,7 @@
           <w:p>
             <w:pPr>
               <w:pStyle w:val="LO-Normal"/>
+              <w:jc w:val="both"/>
               <w:rPr>
                 <w:b/>
                 <w:bCs/>
@@ -1039,6 +1078,7 @@
           <w:p>
             <w:pPr>
               <w:pStyle w:val="LO-Normal"/>
+              <w:jc w:val="both"/>
             </w:pPr>
             <w:r>
               <w:t>Core Feature</w:t>
@@ -1053,6 +1093,7 @@
           <w:p>
             <w:pPr>
               <w:pStyle w:val="LO-Normal"/>
+              <w:jc w:val="both"/>
             </w:pPr>
             <w:r>
               <w:t>Dependency Injection</w:t>
@@ -1067,6 +1108,7 @@
           <w:p>
             <w:pPr>
               <w:pStyle w:val="LO-Normal"/>
+              <w:jc w:val="both"/>
             </w:pPr>
             <w:r>
               <w:t>Auto-configuration</w:t>
@@ -1083,6 +1125,7 @@
           <w:p>
             <w:pPr>
               <w:pStyle w:val="LO-Normal"/>
+              <w:jc w:val="both"/>
             </w:pPr>
             <w:r>
               <w:t>Server Setup</w:t>
@@ -1097,6 +1140,7 @@
           <w:p>
             <w:pPr>
               <w:pStyle w:val="LO-Normal"/>
+              <w:jc w:val="both"/>
             </w:pPr>
             <w:r>
               <w:t>Must configure manually</w:t>
@@ -1111,6 +1155,7 @@
           <w:p>
             <w:pPr>
               <w:pStyle w:val="LO-Normal"/>
+              <w:jc w:val="both"/>
             </w:pPr>
             <w:r>
               <w:t>Embedded servers (Tomcat, Jetty)</w:t>
@@ -1127,6 +1172,7 @@
           <w:p>
             <w:pPr>
               <w:pStyle w:val="LO-Normal"/>
+              <w:jc w:val="both"/>
             </w:pPr>
             <w:r>
               <w:t>Code</w:t>
@@ -1141,6 +1187,7 @@
           <w:p>
             <w:pPr>
               <w:pStyle w:val="LO-Normal"/>
+              <w:jc w:val="both"/>
             </w:pPr>
             <w:r>
               <w:t>Boilerplate heavy</w:t>
@@ -1155,6 +1202,7 @@
           <w:p>
             <w:pPr>
               <w:pStyle w:val="LO-Normal"/>
+              <w:jc w:val="both"/>
             </w:pPr>
             <w:r>
               <w:t>Simplified</w:t>
@@ -1171,6 +1219,7 @@
           <w:p>
             <w:pPr>
               <w:pStyle w:val="LO-Normal"/>
+              <w:jc w:val="both"/>
             </w:pPr>
             <w:r>
               <w:t>Dependencies</w:t>
@@ -1185,6 +1234,7 @@
           <w:p>
             <w:pPr>
               <w:pStyle w:val="LO-Normal"/>
+              <w:jc w:val="both"/>
             </w:pPr>
             <w:r>
               <w:t>Many dependencies required</w:t>
@@ -1199,6 +1249,7 @@
           <w:p>
             <w:pPr>
               <w:pStyle w:val="LO-Normal"/>
+              <w:jc w:val="both"/>
             </w:pPr>
             <w:r>
               <w:t>Starter dependencies</w:t>
@@ -1215,6 +1266,7 @@
           <w:p>
             <w:pPr>
               <w:pStyle w:val="LO-Normal"/>
+              <w:jc w:val="both"/>
             </w:pPr>
             <w:r>
               <w:t>Database</w:t>
@@ -1229,6 +1281,7 @@
           <w:p>
             <w:pPr>
               <w:pStyle w:val="LO-Normal"/>
+              <w:jc w:val="both"/>
             </w:pPr>
             <w:r>
               <w:t>No built-in in-memory DB</w:t>
@@ -1243,6 +1296,7 @@
           <w:p>
             <w:pPr>
               <w:pStyle w:val="LO-Normal"/>
+              <w:jc w:val="both"/>
             </w:pPr>
             <w:r>
               <w:t>Supports H2 in-memory database</w:t>
@@ -1259,6 +1313,7 @@
           <w:p>
             <w:pPr>
               <w:pStyle w:val="LO-Normal"/>
+              <w:jc w:val="both"/>
             </w:pPr>
             <w:r>
               <w:t>Setup</w:t>
@@ -1273,6 +1328,7 @@
           <w:p>
             <w:pPr>
               <w:pStyle w:val="LO-Normal"/>
+              <w:jc w:val="both"/>
             </w:pPr>
             <w:r>
               <w:t>Complex configuration</w:t>
@@ -1287,6 +1343,7 @@
           <w:p>
             <w:pPr>
               <w:pStyle w:val="LO-Normal"/>
+              <w:jc w:val="both"/>
             </w:pPr>
             <w:r>
               <w:t>Minimal configuration</w:t>
@@ -1298,15 +1355,11 @@
     <w:p>
       <w:pPr>
         <w:pStyle w:val="LO-Normal"/>
-      </w:pPr>
-      <w:r>
-        <w:rPr>
-          <w:noProof/>
-        </w:rPr>
-      </w:r>
+        <w:jc w:val="both"/>
+      </w:pPr>
       <w:r>
         <w:pict w14:anchorId="5A677728">
-          <v:shape id="Horizontal Line 54" o:spid="_x0000_s1036" style="width:3276.75pt;height:.15pt;visibility:visible;mso-wrap-style:square;mso-left-percent:-10001;mso-top-percent:-10001;mso-position-horizontal:absolute;mso-position-horizontal-relative:char;mso-position-vertical:absolute;mso-position-vertical-relative:line;mso-left-percent:-10001;mso-top-percent:-10001;v-text-anchor:top" coordsize="21600,21600" o:gfxdata="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" path="m,l21600,r,21600l,21600,,xe" filled="f" strokecolor="#a0a0a0" strokeweight=".26mm">
+          <v:shape id="Horizontal Line 54" o:spid="_x0000_s1053" style="width:3276.75pt;height:.15pt;visibility:visible;mso-wrap-style:square;mso-left-percent:-10001;mso-top-percent:-10001;mso-position-horizontal:absolute;mso-position-horizontal-relative:char;mso-position-vertical:absolute;mso-position-vertical-relative:line;mso-left-percent:-10001;mso-top-percent:-10001;v-text-anchor:top" coordsize="21600,21600" path="m,l21600,r,21600l,21600,,xe" filled="f" strokecolor="#a0a0a0" strokeweight=".26mm">
             <v:stroke joinstyle="miter"/>
             <v:path arrowok="t"/>
             <w10:anchorlock/>
@@ -1317,6 +1370,7 @@
     <w:p>
       <w:pPr>
         <w:pStyle w:val="LO-Normal"/>
+        <w:jc w:val="both"/>
         <w:rPr>
           <w:b/>
           <w:bCs/>
@@ -1333,6 +1387,7 @@
     <w:p>
       <w:pPr>
         <w:pStyle w:val="LO-Normal"/>
+        <w:jc w:val="both"/>
       </w:pPr>
       <w:r>
         <w:t>Spring Boot combines:</w:t>
@@ -1345,6 +1400,7 @@
           <w:ilvl w:val="0"/>
           <w:numId w:val="13"/>
         </w:numPr>
+        <w:jc w:val="both"/>
       </w:pPr>
       <w:r>
         <w:t>Spring Framework</w:t>
@@ -1357,6 +1413,7 @@
           <w:ilvl w:val="0"/>
           <w:numId w:val="13"/>
         </w:numPr>
+        <w:jc w:val="both"/>
       </w:pPr>
       <w:r>
         <w:t>Auto-configuration</w:t>
@@ -1369,6 +1426,7 @@
           <w:ilvl w:val="0"/>
           <w:numId w:val="13"/>
         </w:numPr>
+        <w:jc w:val="both"/>
       </w:pPr>
       <w:r>
         <w:t>Convention over configuration</w:t>
@@ -1381,6 +1439,7 @@
           <w:ilvl w:val="0"/>
           <w:numId w:val="13"/>
         </w:numPr>
+        <w:jc w:val="both"/>
       </w:pPr>
       <w:r>
         <w:t>Development tools</w:t>
@@ -1389,15 +1448,11 @@
     <w:p>
       <w:pPr>
         <w:pStyle w:val="LO-Normal"/>
-      </w:pPr>
-      <w:r>
-        <w:rPr>
-          <w:noProof/>
-        </w:rPr>
-      </w:r>
+        <w:jc w:val="both"/>
+      </w:pPr>
       <w:r>
         <w:pict w14:anchorId="5429BCD6">
-          <v:shape id="Horizontal Line 55" o:spid="_x0000_s1035" style="width:3276.75pt;height:.15pt;visibility:visible;mso-wrap-style:square;mso-left-percent:-10001;mso-top-percent:-10001;mso-position-horizontal:absolute;mso-position-horizontal-relative:char;mso-position-vertical:absolute;mso-position-vertical-relative:line;mso-left-percent:-10001;mso-top-percent:-10001;v-text-anchor:top" coordsize="21600,21600" o:gfxdata="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" path="m,l21600,r,21600l,21600,,xe" filled="f" strokecolor="#a0a0a0" strokeweight=".26mm">
+          <v:shape id="Horizontal Line 55" o:spid="_x0000_s1052" style="width:3276.75pt;height:.15pt;visibility:visible;mso-wrap-style:square;mso-left-percent:-10001;mso-top-percent:-10001;mso-position-horizontal:absolute;mso-position-horizontal-relative:char;mso-position-vertical:absolute;mso-position-vertical-relative:line;mso-left-percent:-10001;mso-top-percent:-10001;v-text-anchor:top" coordsize="21600,21600" path="m,l21600,r,21600l,21600,,xe" filled="f" strokecolor="#a0a0a0" strokeweight=".26mm">
             <v:stroke joinstyle="miter"/>
             <v:path arrowok="t"/>
             <w10:anchorlock/>
@@ -1408,6 +1463,7 @@
     <w:p>
       <w:pPr>
         <w:pStyle w:val="LO-Normal"/>
+        <w:jc w:val="both"/>
         <w:rPr>
           <w:b/>
           <w:bCs/>
@@ -1424,6 +1480,7 @@
     <w:p>
       <w:pPr>
         <w:pStyle w:val="LO-Normal"/>
+        <w:jc w:val="both"/>
       </w:pPr>
       <w:r>
         <w:t>Before learning Spring Boot, developers should understand:</w:t>
@@ -1432,6 +1489,7 @@
     <w:p>
       <w:pPr>
         <w:pStyle w:val="LO-Normal"/>
+        <w:jc w:val="both"/>
         <w:rPr>
           <w:b/>
           <w:bCs/>
@@ -1452,6 +1510,7 @@
           <w:ilvl w:val="0"/>
           <w:numId w:val="14"/>
         </w:numPr>
+        <w:jc w:val="both"/>
       </w:pPr>
       <w:r>
         <w:t>IoC and Dependency Injection</w:t>
@@ -1464,6 +1523,7 @@
           <w:ilvl w:val="1"/>
           <w:numId w:val="14"/>
         </w:numPr>
+        <w:jc w:val="both"/>
       </w:pPr>
       <w:r>
         <w:t>@Component</w:t>
@@ -1476,6 +1536,7 @@
           <w:ilvl w:val="1"/>
           <w:numId w:val="14"/>
         </w:numPr>
+        <w:jc w:val="both"/>
       </w:pPr>
       <w:r>
         <w:t>@Autowired</w:t>
@@ -1488,6 +1549,7 @@
           <w:ilvl w:val="1"/>
           <w:numId w:val="14"/>
         </w:numPr>
+        <w:jc w:val="both"/>
       </w:pPr>
       <w:r>
         <w:t>Constructor injection</w:t>
@@ -1500,6 +1562,7 @@
           <w:ilvl w:val="0"/>
           <w:numId w:val="14"/>
         </w:numPr>
+        <w:jc w:val="both"/>
       </w:pPr>
       <w:r>
         <w:t>Bean Management</w:t>
@@ -1512,6 +1575,7 @@
           <w:ilvl w:val="1"/>
           <w:numId w:val="14"/>
         </w:numPr>
+        <w:jc w:val="both"/>
       </w:pPr>
       <w:r>
         <w:t>@Configuration</w:t>
@@ -1524,6 +1588,7 @@
           <w:ilvl w:val="1"/>
           <w:numId w:val="14"/>
         </w:numPr>
+        <w:jc w:val="both"/>
       </w:pPr>
       <w:r>
         <w:t>@Bean</w:t>
@@ -1536,6 +1601,7 @@
           <w:ilvl w:val="0"/>
           <w:numId w:val="14"/>
         </w:numPr>
+        <w:jc w:val="both"/>
       </w:pPr>
       <w:r>
         <w:t>Spring Context</w:t>
@@ -1548,6 +1614,7 @@
           <w:ilvl w:val="1"/>
           <w:numId w:val="14"/>
         </w:numPr>
+        <w:jc w:val="both"/>
       </w:pPr>
       <w:proofErr w:type="spellStart"/>
       <w:r>
@@ -1562,6 +1629,7 @@
           <w:ilvl w:val="0"/>
           <w:numId w:val="14"/>
         </w:numPr>
+        <w:jc w:val="both"/>
       </w:pPr>
       <w:r>
         <w:t>Spring MVC Basics</w:t>
@@ -1574,6 +1642,7 @@
           <w:ilvl w:val="1"/>
           <w:numId w:val="14"/>
         </w:numPr>
+        <w:jc w:val="both"/>
       </w:pPr>
       <w:r>
         <w:t>@Controller</w:t>
@@ -1586,6 +1655,7 @@
           <w:ilvl w:val="1"/>
           <w:numId w:val="14"/>
         </w:numPr>
+        <w:jc w:val="both"/>
       </w:pPr>
       <w:r>
         <w:t>@RestController</w:t>
@@ -1598,6 +1668,7 @@
           <w:ilvl w:val="1"/>
           <w:numId w:val="14"/>
         </w:numPr>
+        <w:jc w:val="both"/>
       </w:pPr>
       <w:r>
         <w:t>@RequestMapping</w:t>
@@ -1606,15 +1677,11 @@
     <w:p>
       <w:pPr>
         <w:pStyle w:val="LO-Normal"/>
-      </w:pPr>
-      <w:r>
-        <w:rPr>
-          <w:noProof/>
-        </w:rPr>
-      </w:r>
+        <w:jc w:val="both"/>
+      </w:pPr>
       <w:r>
         <w:pict w14:anchorId="3FF7A56D">
-          <v:shape id="Horizontal Line 56" o:spid="_x0000_s1034" style="width:3136.35pt;height:.15pt;visibility:visible;mso-wrap-style:square;mso-left-percent:-10001;mso-top-percent:-10001;mso-position-horizontal:absolute;mso-position-horizontal-relative:char;mso-position-vertical:absolute;mso-position-vertical-relative:line;mso-left-percent:-10001;mso-top-percent:-10001;v-text-anchor:top" coordsize="21600,21600" o:gfxdata="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" path="m,l21600,r,21600l,21600,,xe" filled="f" strokecolor="#a0a0a0" strokeweight=".26mm">
+          <v:shape id="Horizontal Line 56" o:spid="_x0000_s1051" style="width:3136.35pt;height:.15pt;visibility:visible;mso-wrap-style:square;mso-left-percent:-10001;mso-top-percent:-10001;mso-position-horizontal:absolute;mso-position-horizontal-relative:char;mso-position-vertical:absolute;mso-position-vertical-relative:line;mso-left-percent:-10001;mso-top-percent:-10001;v-text-anchor:top" coordsize="21600,21600" path="m,l21600,r,21600l,21600,,xe" filled="f" strokecolor="#a0a0a0" strokeweight=".26mm">
             <v:stroke joinstyle="miter"/>
             <v:path arrowok="t"/>
             <w10:anchorlock/>
@@ -1625,6 +1692,7 @@
     <w:p>
       <w:pPr>
         <w:pStyle w:val="LO-Normal"/>
+        <w:jc w:val="both"/>
         <w:rPr>
           <w:b/>
           <w:bCs/>
@@ -1641,6 +1709,7 @@
     <w:p>
       <w:pPr>
         <w:pStyle w:val="LO-Normal"/>
+        <w:jc w:val="both"/>
       </w:pPr>
       <w:r>
         <w:t>After Spring basics:</w:t>
@@ -1653,6 +1722,7 @@
           <w:ilvl w:val="0"/>
           <w:numId w:val="15"/>
         </w:numPr>
+        <w:jc w:val="both"/>
       </w:pPr>
       <w:r>
         <w:t>Spring Boot Auto-Configuration</w:t>
@@ -1665,6 +1735,7 @@
           <w:ilvl w:val="0"/>
           <w:numId w:val="15"/>
         </w:numPr>
+        <w:jc w:val="both"/>
       </w:pPr>
       <w:r>
         <w:t>Starter Dependencies</w:t>
@@ -1677,6 +1748,7 @@
           <w:ilvl w:val="0"/>
           <w:numId w:val="15"/>
         </w:numPr>
+        <w:jc w:val="both"/>
       </w:pPr>
       <w:r>
         <w:t>Properties and YAML configuration</w:t>
@@ -1689,6 +1761,7 @@
           <w:ilvl w:val="0"/>
           <w:numId w:val="15"/>
         </w:numPr>
+        <w:jc w:val="both"/>
       </w:pPr>
       <w:r>
         <w:t>Spring Boot CLI (optional)</w:t>
@@ -1701,6 +1774,7 @@
           <w:ilvl w:val="0"/>
           <w:numId w:val="15"/>
         </w:numPr>
+        <w:jc w:val="both"/>
       </w:pPr>
       <w:r>
         <w:t xml:space="preserve">Spring Boot </w:t>
@@ -1718,6 +1792,7 @@
           <w:ilvl w:val="0"/>
           <w:numId w:val="15"/>
         </w:numPr>
+        <w:jc w:val="both"/>
       </w:pPr>
       <w:r>
         <w:t>Spring Boot Actuator</w:t>
@@ -1726,11 +1801,13 @@
     <w:p>
       <w:pPr>
         <w:pStyle w:val="LO-Normal"/>
-      </w:pPr>
-    </w:p>
-    <w:p>
-      <w:pPr>
-        <w:pStyle w:val="LO-Normal"/>
+        <w:jc w:val="both"/>
+      </w:pPr>
+    </w:p>
+    <w:p>
+      <w:pPr>
+        <w:pStyle w:val="LO-Normal"/>
+        <w:jc w:val="both"/>
         <w:rPr>
           <w:b/>
           <w:bCs/>
@@ -1757,6 +1834,7 @@
     <w:p>
       <w:pPr>
         <w:pStyle w:val="LO-Normal"/>
+        <w:jc w:val="both"/>
         <w:rPr>
           <w:b/>
           <w:bCs/>
@@ -1773,6 +1851,7 @@
     <w:p>
       <w:pPr>
         <w:pStyle w:val="LO-Normal"/>
+        <w:jc w:val="both"/>
       </w:pPr>
       <w:r>
         <w:t xml:space="preserve">A </w:t>
@@ -1795,6 +1874,7 @@
           <w:ilvl w:val="0"/>
           <w:numId w:val="16"/>
         </w:numPr>
+        <w:jc w:val="both"/>
       </w:pPr>
       <w:r>
         <w:rPr>
@@ -1811,6 +1891,7 @@
           <w:ilvl w:val="0"/>
           <w:numId w:val="16"/>
         </w:numPr>
+        <w:jc w:val="both"/>
       </w:pPr>
       <w:r>
         <w:rPr>
@@ -1827,6 +1908,7 @@
           <w:ilvl w:val="0"/>
           <w:numId w:val="16"/>
         </w:numPr>
+        <w:jc w:val="both"/>
       </w:pPr>
       <w:r>
         <w:rPr>
@@ -1839,6 +1921,7 @@
     <w:p>
       <w:pPr>
         <w:pStyle w:val="LO-Normal"/>
+        <w:jc w:val="both"/>
       </w:pPr>
       <w:r>
         <w:t xml:space="preserve">Beans are the </w:t>
@@ -1861,15 +1944,11 @@
     <w:p>
       <w:pPr>
         <w:pStyle w:val="LO-Normal"/>
-      </w:pPr>
-      <w:r>
-        <w:rPr>
-          <w:noProof/>
-        </w:rPr>
-      </w:r>
+        <w:jc w:val="both"/>
+      </w:pPr>
       <w:r>
         <w:pict w14:anchorId="620B6209">
-          <v:shape id="Horizontal Line 113" o:spid="_x0000_s1033" style="width:3276.75pt;height:.15pt;visibility:visible;mso-wrap-style:square;mso-left-percent:-10001;mso-top-percent:-10001;mso-position-horizontal:absolute;mso-position-horizontal-relative:char;mso-position-vertical:absolute;mso-position-vertical-relative:line;mso-left-percent:-10001;mso-top-percent:-10001;v-text-anchor:top" coordsize="21600,21600" o:gfxdata="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" path="m,l21600,r,21600l,21600,,xe" filled="f" strokecolor="#a0a0a0" strokeweight=".26mm">
+          <v:shape id="Horizontal Line 113" o:spid="_x0000_s1050" style="width:3276.75pt;height:.15pt;visibility:visible;mso-wrap-style:square;mso-left-percent:-10001;mso-top-percent:-10001;mso-position-horizontal:absolute;mso-position-horizontal-relative:char;mso-position-vertical:absolute;mso-position-vertical-relative:line;mso-left-percent:-10001;mso-top-percent:-10001;v-text-anchor:top" coordsize="21600,21600" path="m,l21600,r,21600l,21600,,xe" filled="f" strokecolor="#a0a0a0" strokeweight=".26mm">
             <v:stroke joinstyle="miter"/>
             <v:path arrowok="t"/>
             <w10:anchorlock/>
@@ -1880,6 +1959,7 @@
     <w:p>
       <w:pPr>
         <w:pStyle w:val="LO-Normal"/>
+        <w:jc w:val="both"/>
         <w:rPr>
           <w:b/>
           <w:bCs/>
@@ -1912,6 +1992,7 @@
     <w:p>
       <w:pPr>
         <w:pStyle w:val="LO-Normal"/>
+        <w:jc w:val="both"/>
       </w:pPr>
       <w:r>
         <w:t xml:space="preserve">At the </w:t>
@@ -1950,6 +2031,7 @@
     <w:p>
       <w:pPr>
         <w:pStyle w:val="LO-Normal"/>
+        <w:jc w:val="both"/>
         <w:rPr>
           <w:b/>
           <w:bCs/>
@@ -1966,6 +2048,7 @@
     <w:p>
       <w:pPr>
         <w:pStyle w:val="LO-Normal"/>
+        <w:jc w:val="both"/>
       </w:pPr>
       <w:r>
         <w:t>The container:</w:t>
@@ -1978,6 +2061,7 @@
           <w:ilvl w:val="0"/>
           <w:numId w:val="17"/>
         </w:numPr>
+        <w:jc w:val="both"/>
       </w:pPr>
       <w:r>
         <w:t>Creates objects (beans)</w:t>
@@ -1990,6 +2074,7 @@
           <w:ilvl w:val="0"/>
           <w:numId w:val="17"/>
         </w:numPr>
+        <w:jc w:val="both"/>
       </w:pPr>
       <w:r>
         <w:t>Injects dependencies</w:t>
@@ -2002,6 +2087,7 @@
           <w:ilvl w:val="0"/>
           <w:numId w:val="17"/>
         </w:numPr>
+        <w:jc w:val="both"/>
       </w:pPr>
       <w:r>
         <w:t>Configures beans</w:t>
@@ -2014,6 +2100,7 @@
           <w:ilvl w:val="0"/>
           <w:numId w:val="17"/>
         </w:numPr>
+        <w:jc w:val="both"/>
       </w:pPr>
       <w:r>
         <w:t>Manages the lifecycle</w:t>
@@ -2022,6 +2109,7 @@
     <w:p>
       <w:pPr>
         <w:pStyle w:val="LO-Normal"/>
+        <w:jc w:val="both"/>
         <w:rPr>
           <w:b/>
           <w:bCs/>
@@ -2038,6 +2126,7 @@
     <w:p>
       <w:pPr>
         <w:pStyle w:val="LO-Normal"/>
+        <w:jc w:val="both"/>
       </w:pPr>
       <w:r>
         <w:t>POJO Classes</w:t>
@@ -2081,15 +2170,11 @@
     <w:p>
       <w:pPr>
         <w:pStyle w:val="LO-Normal"/>
-      </w:pPr>
-      <w:r>
-        <w:rPr>
-          <w:noProof/>
-        </w:rPr>
-      </w:r>
+        <w:jc w:val="both"/>
+      </w:pPr>
       <w:r>
         <w:pict w14:anchorId="1E565533">
-          <v:shape id="Horizontal Line 114" o:spid="_x0000_s1032" style="width:3276.75pt;height:.15pt;visibility:visible;mso-wrap-style:square;mso-left-percent:-10001;mso-top-percent:-10001;mso-position-horizontal:absolute;mso-position-horizontal-relative:char;mso-position-vertical:absolute;mso-position-vertical-relative:line;mso-left-percent:-10001;mso-top-percent:-10001;v-text-anchor:top" coordsize="21600,21600" o:gfxdata="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" path="m,l21600,r,21600l,21600,,xe" filled="f" strokecolor="#a0a0a0" strokeweight=".26mm">
+          <v:shape id="Horizontal Line 114" o:spid="_x0000_s1049" style="width:3276.75pt;height:.15pt;visibility:visible;mso-wrap-style:square;mso-left-percent:-10001;mso-top-percent:-10001;mso-position-horizontal:absolute;mso-position-horizontal-relative:char;mso-position-vertical:absolute;mso-position-vertical-relative:line;mso-left-percent:-10001;mso-top-percent:-10001;v-text-anchor:top" coordsize="21600,21600" path="m,l21600,r,21600l,21600,,xe" filled="f" strokecolor="#a0a0a0" strokeweight=".26mm">
             <v:stroke joinstyle="miter"/>
             <v:path arrowok="t"/>
             <w10:anchorlock/>
@@ -2100,6 +2185,7 @@
     <w:p>
       <w:pPr>
         <w:pStyle w:val="LO-Normal"/>
+        <w:jc w:val="both"/>
         <w:rPr>
           <w:b/>
           <w:bCs/>
@@ -2116,6 +2202,7 @@
     <w:p>
       <w:pPr>
         <w:pStyle w:val="LO-Normal"/>
+        <w:jc w:val="both"/>
       </w:pPr>
       <w:r>
         <w:rPr>
@@ -2143,6 +2230,7 @@
     <w:p>
       <w:pPr>
         <w:pStyle w:val="LO-Normal"/>
+        <w:jc w:val="both"/>
       </w:pPr>
       <w:r>
         <w:t>Spring automatically detects classes annotated with stereotype annotations.</w:t>
@@ -2151,6 +2239,7 @@
     <w:p>
       <w:pPr>
         <w:pStyle w:val="LO-Normal"/>
+        <w:jc w:val="both"/>
         <w:rPr>
           <w:b/>
           <w:bCs/>
@@ -2191,6 +2280,7 @@
           <w:p>
             <w:pPr>
               <w:pStyle w:val="LO-Normal"/>
+              <w:jc w:val="both"/>
               <w:rPr>
                 <w:b/>
                 <w:bCs/>
@@ -2213,6 +2303,7 @@
           <w:p>
             <w:pPr>
               <w:pStyle w:val="LO-Normal"/>
+              <w:jc w:val="both"/>
               <w:rPr>
                 <w:b/>
                 <w:bCs/>
@@ -2237,6 +2328,7 @@
           <w:p>
             <w:pPr>
               <w:pStyle w:val="LO-Normal"/>
+              <w:jc w:val="both"/>
             </w:pPr>
             <w:r>
               <w:t>@Component</w:t>
@@ -2251,6 +2343,7 @@
           <w:p>
             <w:pPr>
               <w:pStyle w:val="LO-Normal"/>
+              <w:jc w:val="both"/>
             </w:pPr>
             <w:r>
               <w:t>Generic Spring Bean</w:t>
@@ -2267,6 +2360,7 @@
           <w:p>
             <w:pPr>
               <w:pStyle w:val="LO-Normal"/>
+              <w:jc w:val="both"/>
             </w:pPr>
             <w:r>
               <w:t>@Service</w:t>
@@ -2281,6 +2375,7 @@
           <w:p>
             <w:pPr>
               <w:pStyle w:val="LO-Normal"/>
+              <w:jc w:val="both"/>
             </w:pPr>
             <w:r>
               <w:t>Business logic layer</w:t>
@@ -2297,6 +2392,7 @@
           <w:p>
             <w:pPr>
               <w:pStyle w:val="LO-Normal"/>
+              <w:jc w:val="both"/>
             </w:pPr>
             <w:r>
               <w:t>@Repository</w:t>
@@ -2311,6 +2407,7 @@
           <w:p>
             <w:pPr>
               <w:pStyle w:val="LO-Normal"/>
+              <w:jc w:val="both"/>
             </w:pPr>
             <w:r>
               <w:t>Database access layer</w:t>
@@ -2327,6 +2424,7 @@
           <w:p>
             <w:pPr>
               <w:pStyle w:val="LO-Normal"/>
+              <w:jc w:val="both"/>
             </w:pPr>
             <w:r>
               <w:t>@Controller</w:t>
@@ -2341,6 +2439,7 @@
           <w:p>
             <w:pPr>
               <w:pStyle w:val="LO-Normal"/>
+              <w:jc w:val="both"/>
             </w:pPr>
             <w:r>
               <w:t>Web MVC controller</w:t>
@@ -2357,6 +2456,7 @@
           <w:p>
             <w:pPr>
               <w:pStyle w:val="LO-Normal"/>
+              <w:jc w:val="both"/>
             </w:pPr>
             <w:r>
               <w:t>@RestController</w:t>
@@ -2371,6 +2471,7 @@
           <w:p>
             <w:pPr>
               <w:pStyle w:val="LO-Normal"/>
+              <w:jc w:val="both"/>
             </w:pPr>
             <w:r>
               <w:t>REST API controller</w:t>
@@ -2382,6 +2483,7 @@
     <w:p>
       <w:pPr>
         <w:pStyle w:val="LO-Normal"/>
+        <w:jc w:val="both"/>
       </w:pPr>
       <w:r>
         <w:t>Example:</w:t>
@@ -2390,6 +2492,7 @@
     <w:p>
       <w:pPr>
         <w:pStyle w:val="LO-Normal"/>
+        <w:jc w:val="both"/>
       </w:pPr>
       <w:r>
         <w:t>@Component</w:t>
@@ -2414,15 +2517,11 @@
     <w:p>
       <w:pPr>
         <w:pStyle w:val="LO-Normal"/>
-      </w:pPr>
-      <w:r>
-        <w:rPr>
-          <w:noProof/>
-        </w:rPr>
-      </w:r>
+        <w:jc w:val="both"/>
+      </w:pPr>
       <w:r>
         <w:pict w14:anchorId="1155724F">
-          <v:shape id="Horizontal Line 115" o:spid="_x0000_s1031" style="width:3276.75pt;height:.15pt;visibility:visible;mso-wrap-style:square;mso-left-percent:-10001;mso-top-percent:-10001;mso-position-horizontal:absolute;mso-position-horizontal-relative:char;mso-position-vertical:absolute;mso-position-vertical-relative:line;mso-left-percent:-10001;mso-top-percent:-10001;v-text-anchor:top" coordsize="21600,21600" o:gfxdata="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" path="m,l21600,r,21600l,21600,,xe" filled="f" strokecolor="#a0a0a0" strokeweight=".26mm">
+          <v:shape id="Horizontal Line 115" o:spid="_x0000_s1048" style="width:3276.75pt;height:.15pt;visibility:visible;mso-wrap-style:square;mso-left-percent:-10001;mso-top-percent:-10001;mso-position-horizontal:absolute;mso-position-horizontal-relative:char;mso-position-vertical:absolute;mso-position-vertical-relative:line;mso-left-percent:-10001;mso-top-percent:-10001;v-text-anchor:top" coordsize="21600,21600" path="m,l21600,r,21600l,21600,,xe" filled="f" strokecolor="#a0a0a0" strokeweight=".26mm">
             <v:stroke joinstyle="miter"/>
             <v:path arrowok="t"/>
             <w10:anchorlock/>
@@ -2433,6 +2532,7 @@
     <w:p>
       <w:pPr>
         <w:pStyle w:val="LO-Normal"/>
+        <w:jc w:val="both"/>
       </w:pPr>
       <w:r>
         <w:rPr>
@@ -2460,6 +2560,7 @@
     <w:p>
       <w:pPr>
         <w:pStyle w:val="LO-Normal"/>
+        <w:jc w:val="both"/>
       </w:pPr>
       <w:r>
         <w:t>Used when you want to manually define a bean.</w:t>
@@ -2468,6 +2569,7 @@
     <w:p>
       <w:pPr>
         <w:pStyle w:val="LO-Normal"/>
+        <w:jc w:val="both"/>
       </w:pPr>
       <w:r>
         <w:t>Example:</w:t>
@@ -2476,6 +2578,7 @@
     <w:p>
       <w:pPr>
         <w:pStyle w:val="LO-Normal"/>
+        <w:jc w:val="both"/>
       </w:pPr>
       <w:r>
         <w:t>@Configuration</w:t>
@@ -2553,15 +2656,11 @@
     <w:p>
       <w:pPr>
         <w:pStyle w:val="LO-Normal"/>
-      </w:pPr>
-      <w:r>
-        <w:rPr>
-          <w:noProof/>
-        </w:rPr>
-      </w:r>
+        <w:jc w:val="both"/>
+      </w:pPr>
       <w:r>
         <w:pict w14:anchorId="249C4D10">
-          <v:shape id="Horizontal Line 116" o:spid="_x0000_s1030" style="width:3276.75pt;height:.15pt;visibility:visible;mso-wrap-style:square;mso-left-percent:-10001;mso-top-percent:-10001;mso-position-horizontal:absolute;mso-position-horizontal-relative:char;mso-position-vertical:absolute;mso-position-vertical-relative:line;mso-left-percent:-10001;mso-top-percent:-10001;v-text-anchor:top" coordsize="21600,21600" o:gfxdata="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" path="m,l21600,r,21600l,21600,,xe" filled="f" strokecolor="#a0a0a0" strokeweight=".26mm">
+          <v:shape id="Horizontal Line 116" o:spid="_x0000_s1047" style="width:3276.75pt;height:.15pt;visibility:visible;mso-wrap-style:square;mso-left-percent:-10001;mso-top-percent:-10001;mso-position-horizontal:absolute;mso-position-horizontal-relative:char;mso-position-vertical:absolute;mso-position-vertical-relative:line;mso-left-percent:-10001;mso-top-percent:-10001;v-text-anchor:top" coordsize="21600,21600" path="m,l21600,r,21600l,21600,,xe" filled="f" strokecolor="#a0a0a0" strokeweight=".26mm">
             <v:stroke joinstyle="miter"/>
             <v:path arrowok="t"/>
             <w10:anchorlock/>
@@ -2572,6 +2671,7 @@
     <w:p>
       <w:pPr>
         <w:pStyle w:val="LO-Normal"/>
+        <w:jc w:val="both"/>
         <w:rPr>
           <w:b/>
           <w:bCs/>
@@ -2588,6 +2688,7 @@
     <w:p>
       <w:pPr>
         <w:pStyle w:val="LO-Normal"/>
+        <w:jc w:val="both"/>
       </w:pPr>
       <w:r>
         <w:t>A Spring bean goes through the following lifecycle:</w:t>
@@ -2596,6 +2697,7 @@
     <w:p>
       <w:pPr>
         <w:pStyle w:val="LO-Normal"/>
+        <w:jc w:val="both"/>
       </w:pPr>
       <w:r>
         <w:t>Bean Created</w:t>
@@ -2639,15 +2741,11 @@
     <w:p>
       <w:pPr>
         <w:pStyle w:val="LO-Normal"/>
-      </w:pPr>
-      <w:r>
-        <w:rPr>
-          <w:noProof/>
-        </w:rPr>
-      </w:r>
+        <w:jc w:val="both"/>
+      </w:pPr>
       <w:r>
         <w:pict w14:anchorId="3711B403">
-          <v:shape id="Horizontal Line 117" o:spid="_x0000_s1029" style="width:3276.75pt;height:.15pt;visibility:visible;mso-wrap-style:square;mso-left-percent:-10001;mso-top-percent:-10001;mso-position-horizontal:absolute;mso-position-horizontal-relative:char;mso-position-vertical:absolute;mso-position-vertical-relative:line;mso-left-percent:-10001;mso-top-percent:-10001;v-text-anchor:top" coordsize="21600,21600" o:gfxdata="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" path="m,l21600,r,21600l,21600,,xe" filled="f" strokecolor="#a0a0a0" strokeweight=".26mm">
+          <v:shape id="Horizontal Line 117" o:spid="_x0000_s1046" style="width:3276.75pt;height:.15pt;visibility:visible;mso-wrap-style:square;mso-left-percent:-10001;mso-top-percent:-10001;mso-position-horizontal:absolute;mso-position-horizontal-relative:char;mso-position-vertical:absolute;mso-position-vertical-relative:line;mso-left-percent:-10001;mso-top-percent:-10001;v-text-anchor:top" coordsize="21600,21600" path="m,l21600,r,21600l,21600,,xe" filled="f" strokecolor="#a0a0a0" strokeweight=".26mm">
             <v:stroke joinstyle="miter"/>
             <v:path arrowok="t"/>
             <w10:anchorlock/>
@@ -2658,6 +2756,7 @@
     <w:p>
       <w:pPr>
         <w:pStyle w:val="LO-Normal"/>
+        <w:jc w:val="both"/>
         <w:rPr>
           <w:b/>
           <w:bCs/>
@@ -2674,6 +2773,7 @@
     <w:p>
       <w:pPr>
         <w:pStyle w:val="LO-Normal"/>
+        <w:jc w:val="both"/>
       </w:pPr>
       <w:r>
         <w:t>Spring provides annotations to execute code during lifecycle events.</w:t>
@@ -2682,6 +2782,7 @@
     <w:p>
       <w:pPr>
         <w:pStyle w:val="LO-Normal"/>
+        <w:jc w:val="both"/>
         <w:rPr>
           <w:b/>
           <w:bCs/>
@@ -2698,6 +2799,7 @@
     <w:p>
       <w:pPr>
         <w:pStyle w:val="LO-Normal"/>
+        <w:jc w:val="both"/>
       </w:pPr>
       <w:r>
         <w:t xml:space="preserve">Runs </w:t>
@@ -2716,6 +2818,7 @@
     <w:p>
       <w:pPr>
         <w:pStyle w:val="LO-Normal"/>
+        <w:jc w:val="both"/>
       </w:pPr>
       <w:r>
         <w:t>Example:</w:t>
@@ -2724,6 +2827,7 @@
     <w:p>
       <w:pPr>
         <w:pStyle w:val="LO-Normal"/>
+        <w:jc w:val="both"/>
       </w:pPr>
       <w:r>
         <w:t>@PostConstruct</w:t>
@@ -2765,15 +2869,11 @@
     <w:p>
       <w:pPr>
         <w:pStyle w:val="LO-Normal"/>
-      </w:pPr>
-      <w:r>
-        <w:rPr>
-          <w:noProof/>
-        </w:rPr>
-      </w:r>
+        <w:jc w:val="both"/>
+      </w:pPr>
       <w:r>
         <w:pict w14:anchorId="0B636798">
-          <v:shape id="Horizontal Line 118" o:spid="_x0000_s1028" style="width:3276.75pt;height:.15pt;visibility:visible;mso-wrap-style:square;mso-left-percent:-10001;mso-top-percent:-10001;mso-position-horizontal:absolute;mso-position-horizontal-relative:char;mso-position-vertical:absolute;mso-position-vertical-relative:line;mso-left-percent:-10001;mso-top-percent:-10001;v-text-anchor:top" coordsize="21600,21600" o:gfxdata="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" path="m,l21600,r,21600l,21600,,xe" filled="f" strokecolor="#a0a0a0" strokeweight=".26mm">
+          <v:shape id="Horizontal Line 118" o:spid="_x0000_s1045" style="width:3276.75pt;height:.15pt;visibility:visible;mso-wrap-style:square;mso-left-percent:-10001;mso-top-percent:-10001;mso-position-horizontal:absolute;mso-position-horizontal-relative:char;mso-position-vertical:absolute;mso-position-vertical-relative:line;mso-left-percent:-10001;mso-top-percent:-10001;v-text-anchor:top" coordsize="21600,21600" path="m,l21600,r,21600l,21600,,xe" filled="f" strokecolor="#a0a0a0" strokeweight=".26mm">
             <v:stroke joinstyle="miter"/>
             <v:path arrowok="t"/>
             <w10:anchorlock/>
@@ -2784,6 +2884,7 @@
     <w:p>
       <w:pPr>
         <w:pStyle w:val="LO-Normal"/>
+        <w:jc w:val="both"/>
         <w:rPr>
           <w:b/>
           <w:bCs/>
@@ -2800,6 +2901,7 @@
     <w:p>
       <w:pPr>
         <w:pStyle w:val="LO-Normal"/>
+        <w:jc w:val="both"/>
       </w:pPr>
       <w:r>
         <w:t xml:space="preserve">Runs </w:t>
@@ -2818,6 +2920,7 @@
     <w:p>
       <w:pPr>
         <w:pStyle w:val="LO-Normal"/>
+        <w:jc w:val="both"/>
       </w:pPr>
       <w:r>
         <w:t>Example:</w:t>
@@ -2826,6 +2929,7 @@
     <w:p>
       <w:pPr>
         <w:pStyle w:val="LO-Normal"/>
+        <w:jc w:val="both"/>
       </w:pPr>
       <w:r>
         <w:t>@PreDestroy</w:t>
@@ -2854,6 +2958,7 @@
     <w:p>
       <w:pPr>
         <w:pStyle w:val="LO-Normal"/>
+        <w:jc w:val="both"/>
       </w:pPr>
       <w:r>
         <w:t>Used for:</w:t>
@@ -2866,6 +2971,7 @@
           <w:ilvl w:val="0"/>
           <w:numId w:val="18"/>
         </w:numPr>
+        <w:jc w:val="both"/>
       </w:pPr>
       <w:r>
         <w:t>Closing DB connections</w:t>
@@ -2878,6 +2984,7 @@
           <w:ilvl w:val="0"/>
           <w:numId w:val="18"/>
         </w:numPr>
+        <w:jc w:val="both"/>
       </w:pPr>
       <w:r>
         <w:t>Releasing resources</w:t>
@@ -2890,6 +2997,7 @@
           <w:ilvl w:val="0"/>
           <w:numId w:val="18"/>
         </w:numPr>
+        <w:jc w:val="both"/>
       </w:pPr>
       <w:r>
         <w:t>Cleanup tasks</w:t>
@@ -2898,11 +3006,13 @@
     <w:p>
       <w:pPr>
         <w:pStyle w:val="LO-Normal"/>
-      </w:pPr>
-    </w:p>
-    <w:p>
-      <w:pPr>
-        <w:pStyle w:val="LO-Normal"/>
+        <w:jc w:val="both"/>
+      </w:pPr>
+    </w:p>
+    <w:p>
+      <w:pPr>
+        <w:pStyle w:val="LO-Normal"/>
+        <w:jc w:val="both"/>
         <w:rPr>
           <w:b/>
           <w:bCs/>
@@ -2919,6 +3029,7 @@
     <w:p>
       <w:pPr>
         <w:pStyle w:val="LO-Normal"/>
+        <w:jc w:val="both"/>
       </w:pPr>
       <w:r>
         <w:rPr>
@@ -2946,6 +3057,7 @@
     <w:p>
       <w:pPr>
         <w:pStyle w:val="LO-Normal"/>
+        <w:jc w:val="both"/>
       </w:pPr>
       <w:r>
         <w:t xml:space="preserve">Using annotations keeps your class </w:t>
@@ -2964,6 +3076,7 @@
     <w:p>
       <w:pPr>
         <w:pStyle w:val="LO-Normal"/>
+        <w:jc w:val="both"/>
       </w:pPr>
       <w:r>
         <w:rPr>
@@ -2991,6 +3104,7 @@
     <w:p>
       <w:pPr>
         <w:pStyle w:val="LO-Normal"/>
+        <w:jc w:val="both"/>
       </w:pPr>
       <w:r>
         <w:t>Annotations:</w:t>
@@ -2999,6 +3113,7 @@
     <w:p>
       <w:pPr>
         <w:pStyle w:val="LO-Normal"/>
+        <w:jc w:val="both"/>
       </w:pPr>
       <w:r>
         <w:lastRenderedPageBreak/>
@@ -3012,6 +3127,7 @@
     <w:p>
       <w:pPr>
         <w:pStyle w:val="LO-Normal"/>
+        <w:jc w:val="both"/>
       </w:pPr>
       <w:r>
         <w:t xml:space="preserve">come from </w:t>
@@ -3030,6 +3146,7 @@
     <w:p>
       <w:pPr>
         <w:pStyle w:val="LO-Normal"/>
+        <w:jc w:val="both"/>
       </w:pPr>
       <w:r>
         <w:t>Package:</w:t>
@@ -3038,6 +3155,7 @@
     <w:p>
       <w:pPr>
         <w:pStyle w:val="LO-Normal"/>
+        <w:jc w:val="both"/>
       </w:pPr>
       <w:proofErr w:type="spellStart"/>
       <w:proofErr w:type="gramStart"/>
@@ -3061,6 +3179,7 @@
     <w:p>
       <w:pPr>
         <w:pStyle w:val="LO-Normal"/>
+        <w:jc w:val="both"/>
       </w:pPr>
       <w:r>
         <w:t xml:space="preserve">So, your class is </w:t>
@@ -3079,6 +3198,7 @@
     <w:p>
       <w:pPr>
         <w:pStyle w:val="LO-Normal"/>
+        <w:jc w:val="both"/>
       </w:pPr>
       <w:r>
         <w:t>This improves:</w:t>
@@ -3091,6 +3211,7 @@
           <w:ilvl w:val="0"/>
           <w:numId w:val="19"/>
         </w:numPr>
+        <w:jc w:val="both"/>
       </w:pPr>
       <w:r>
         <w:t>Portability</w:t>
@@ -3103,6 +3224,7 @@
           <w:ilvl w:val="0"/>
           <w:numId w:val="19"/>
         </w:numPr>
+        <w:jc w:val="both"/>
       </w:pPr>
       <w:r>
         <w:t>Testability</w:t>
@@ -3115,6 +3237,7 @@
           <w:ilvl w:val="0"/>
           <w:numId w:val="19"/>
         </w:numPr>
+        <w:jc w:val="both"/>
       </w:pPr>
       <w:r>
         <w:t>Code reuse</w:t>
@@ -3123,6 +3246,7 @@
     <w:p>
       <w:pPr>
         <w:pStyle w:val="LO-Normal"/>
+        <w:jc w:val="both"/>
       </w:pPr>
       <w:r>
         <w:rPr>
@@ -3150,6 +3274,7 @@
     <w:p>
       <w:pPr>
         <w:pStyle w:val="LO-Normal"/>
+        <w:jc w:val="both"/>
       </w:pPr>
       <w:r>
         <w:t xml:space="preserve">You can define </w:t>
@@ -3168,6 +3293,7 @@
     <w:p>
       <w:pPr>
         <w:pStyle w:val="LO-Normal"/>
+        <w:jc w:val="both"/>
       </w:pPr>
       <w:r>
         <w:t>Example:</w:t>
@@ -3176,6 +3302,7 @@
     <w:p>
       <w:pPr>
         <w:pStyle w:val="LO-Normal"/>
+        <w:jc w:val="both"/>
       </w:pPr>
       <w:r>
         <w:t>@PostConstruct</w:t>
@@ -3225,6 +3352,7 @@
     <w:p>
       <w:pPr>
         <w:pStyle w:val="LO-Normal"/>
+        <w:jc w:val="both"/>
       </w:pPr>
       <w:r>
         <w:t xml:space="preserve">This is harder with </w:t>
@@ -3241,11 +3369,13 @@
     <w:p>
       <w:pPr>
         <w:pStyle w:val="LO-Normal"/>
-      </w:pPr>
-    </w:p>
-    <w:p>
-      <w:pPr>
-        <w:pStyle w:val="LO-Normal"/>
+        <w:jc w:val="both"/>
+      </w:pPr>
+    </w:p>
+    <w:p>
+      <w:pPr>
+        <w:pStyle w:val="LO-Normal"/>
+        <w:jc w:val="both"/>
       </w:pPr>
       <w:r>
         <w:rPr>
@@ -3273,6 +3403,7 @@
     <w:p>
       <w:pPr>
         <w:pStyle w:val="LO-Normal"/>
+        <w:jc w:val="both"/>
       </w:pPr>
       <w:r>
         <w:t>Spring features like:</w:t>
@@ -3285,6 +3416,7 @@
           <w:ilvl w:val="0"/>
           <w:numId w:val="20"/>
         </w:numPr>
+        <w:jc w:val="both"/>
       </w:pPr>
       <w:r>
         <w:t>@Transactional</w:t>
@@ -3297,6 +3429,7 @@
           <w:ilvl w:val="0"/>
           <w:numId w:val="20"/>
         </w:numPr>
+        <w:jc w:val="both"/>
       </w:pPr>
       <w:r>
         <w:t>@Async</w:t>
@@ -3309,6 +3442,7 @@
           <w:ilvl w:val="0"/>
           <w:numId w:val="20"/>
         </w:numPr>
+        <w:jc w:val="both"/>
       </w:pPr>
       <w:r>
         <w:t>@Cacheable</w:t>
@@ -3321,6 +3455,7 @@
           <w:ilvl w:val="0"/>
           <w:numId w:val="20"/>
         </w:numPr>
+        <w:jc w:val="both"/>
       </w:pPr>
       <w:r>
         <w:t>@Scheduled</w:t>
@@ -3329,6 +3464,7 @@
     <w:p>
       <w:pPr>
         <w:pStyle w:val="LO-Normal"/>
+        <w:jc w:val="both"/>
       </w:pPr>
       <w:r>
         <w:t>work smoothly with annotation lifecycle hooks.</w:t>
@@ -3337,20 +3473,17 @@
     <w:p>
       <w:pPr>
         <w:pStyle w:val="LO-Normal"/>
-      </w:pPr>
-    </w:p>
-    <w:p>
-      <w:pPr>
-        <w:pStyle w:val="LO-Normal"/>
-      </w:pPr>
-      <w:r>
-        <w:rPr>
-          <w:noProof/>
-        </w:rPr>
-      </w:r>
+        <w:jc w:val="both"/>
+      </w:pPr>
+    </w:p>
+    <w:p>
+      <w:pPr>
+        <w:pStyle w:val="LO-Normal"/>
+        <w:jc w:val="both"/>
+      </w:pPr>
       <w:r>
         <w:pict w14:anchorId="514AFDA4">
-          <v:shape id="Horizontal Line 119" o:spid="_x0000_s1027" style="width:3276.75pt;height:.15pt;visibility:visible;mso-wrap-style:square;mso-left-percent:-10001;mso-top-percent:-10001;mso-position-horizontal:absolute;mso-position-horizontal-relative:char;mso-position-vertical:absolute;mso-position-vertical-relative:line;mso-left-percent:-10001;mso-top-percent:-10001;v-text-anchor:top" coordsize="21600,21600" o:gfxdata="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" path="m,l21600,r,21600l,21600,,xe" filled="f" strokecolor="#a0a0a0" strokeweight=".26mm">
+          <v:shape id="Horizontal Line 119" o:spid="_x0000_s1044" style="width:3276.75pt;height:.15pt;visibility:visible;mso-wrap-style:square;mso-left-percent:-10001;mso-top-percent:-10001;mso-position-horizontal:absolute;mso-position-horizontal-relative:char;mso-position-vertical:absolute;mso-position-vertical-relative:line;mso-left-percent:-10001;mso-top-percent:-10001;v-text-anchor:top" coordsize="21600,21600" path="m,l21600,r,21600l,21600,,xe" filled="f" strokecolor="#a0a0a0" strokeweight=".26mm">
             <v:stroke joinstyle="miter"/>
             <v:path arrowok="t"/>
             <w10:anchorlock/>
@@ -3361,6 +3494,7 @@
     <w:p>
       <w:pPr>
         <w:pStyle w:val="LO-Normal"/>
+        <w:jc w:val="both"/>
         <w:rPr>
           <w:b/>
           <w:bCs/>
@@ -3377,6 +3511,7 @@
     <w:p>
       <w:pPr>
         <w:pStyle w:val="LO-Normal"/>
+        <w:jc w:val="both"/>
       </w:pPr>
       <w:r>
         <w:t xml:space="preserve">Bean scope defines </w:t>
@@ -3420,6 +3555,7 @@
           <w:p>
             <w:pPr>
               <w:pStyle w:val="LO-Normal"/>
+              <w:jc w:val="both"/>
               <w:rPr>
                 <w:b/>
                 <w:bCs/>
@@ -3442,6 +3578,7 @@
           <w:p>
             <w:pPr>
               <w:pStyle w:val="LO-Normal"/>
+              <w:jc w:val="both"/>
               <w:rPr>
                 <w:b/>
                 <w:bCs/>
@@ -3464,6 +3601,7 @@
           <w:p>
             <w:pPr>
               <w:pStyle w:val="LO-Normal"/>
+              <w:jc w:val="both"/>
               <w:rPr>
                 <w:b/>
                 <w:bCs/>
@@ -3488,6 +3626,7 @@
           <w:p>
             <w:pPr>
               <w:pStyle w:val="LO-Normal"/>
+              <w:jc w:val="both"/>
             </w:pPr>
             <w:r>
               <w:rPr>
@@ -3507,6 +3646,7 @@
           <w:p>
             <w:pPr>
               <w:pStyle w:val="LO-Normal"/>
+              <w:jc w:val="both"/>
             </w:pPr>
             <w:r>
               <w:t>One instance per application</w:t>
@@ -3521,6 +3661,7 @@
           <w:p>
             <w:pPr>
               <w:pStyle w:val="LO-Normal"/>
+              <w:jc w:val="both"/>
             </w:pPr>
             <w:r>
               <w:t>Services, repositories</w:t>
@@ -3537,6 +3678,7 @@
           <w:p>
             <w:pPr>
               <w:pStyle w:val="LO-Normal"/>
+              <w:jc w:val="both"/>
             </w:pPr>
             <w:r>
               <w:rPr>
@@ -3555,6 +3697,7 @@
           <w:p>
             <w:pPr>
               <w:pStyle w:val="LO-Normal"/>
+              <w:jc w:val="both"/>
             </w:pPr>
             <w:r>
               <w:t>New instance every time</w:t>
@@ -3569,6 +3712,7 @@
           <w:p>
             <w:pPr>
               <w:pStyle w:val="LO-Normal"/>
+              <w:jc w:val="both"/>
             </w:pPr>
             <w:r>
               <w:t>Stateful objects</w:t>
@@ -3585,6 +3729,7 @@
           <w:p>
             <w:pPr>
               <w:pStyle w:val="LO-Normal"/>
+              <w:jc w:val="both"/>
             </w:pPr>
             <w:r>
               <w:rPr>
@@ -3603,6 +3748,7 @@
           <w:p>
             <w:pPr>
               <w:pStyle w:val="LO-Normal"/>
+              <w:jc w:val="both"/>
             </w:pPr>
             <w:r>
               <w:t>One instance per HTTP request</w:t>
@@ -3617,6 +3763,7 @@
           <w:p>
             <w:pPr>
               <w:pStyle w:val="LO-Normal"/>
+              <w:jc w:val="both"/>
             </w:pPr>
             <w:r>
               <w:t>Web applications</w:t>
@@ -3633,6 +3780,7 @@
           <w:p>
             <w:pPr>
               <w:pStyle w:val="LO-Normal"/>
+              <w:jc w:val="both"/>
             </w:pPr>
             <w:r>
               <w:rPr>
@@ -3651,6 +3799,7 @@
           <w:p>
             <w:pPr>
               <w:pStyle w:val="LO-Normal"/>
+              <w:jc w:val="both"/>
             </w:pPr>
             <w:r>
               <w:t>One instance per user session</w:t>
@@ -3665,6 +3814,7 @@
           <w:p>
             <w:pPr>
               <w:pStyle w:val="LO-Normal"/>
+              <w:jc w:val="both"/>
             </w:pPr>
             <w:r>
               <w:t>Shopping cart</w:t>
@@ -3681,6 +3831,7 @@
           <w:p>
             <w:pPr>
               <w:pStyle w:val="LO-Normal"/>
+              <w:jc w:val="both"/>
             </w:pPr>
             <w:r>
               <w:rPr>
@@ -3699,6 +3850,7 @@
           <w:p>
             <w:pPr>
               <w:pStyle w:val="LO-Normal"/>
+              <w:jc w:val="both"/>
             </w:pPr>
             <w:r>
               <w:t xml:space="preserve">One per </w:t>
@@ -3718,6 +3870,7 @@
           <w:p>
             <w:pPr>
               <w:pStyle w:val="LO-Normal"/>
+              <w:jc w:val="both"/>
             </w:pPr>
             <w:r>
               <w:t>Global configuration</w:t>
@@ -3729,6 +3882,7 @@
     <w:p>
       <w:pPr>
         <w:pStyle w:val="LO-Normal"/>
+        <w:jc w:val="both"/>
       </w:pPr>
       <w:r>
         <w:t>Example:</w:t>
@@ -3737,6 +3891,7 @@
     <w:p>
       <w:pPr>
         <w:pStyle w:val="LO-Normal"/>
+        <w:jc w:val="both"/>
       </w:pPr>
       <w:r>
         <w:t>@Component</w:t>
@@ -3765,15 +3920,11 @@
     <w:p>
       <w:pPr>
         <w:pStyle w:val="LO-Normal"/>
-      </w:pPr>
-      <w:r>
-        <w:rPr>
-          <w:noProof/>
-        </w:rPr>
-      </w:r>
+        <w:jc w:val="both"/>
+      </w:pPr>
       <w:r>
         <w:pict w14:anchorId="0E5E3455">
-          <v:shape id="Horizontal Line 120" o:spid="_x0000_s1026" style="width:3276.75pt;height:.15pt;visibility:visible;mso-wrap-style:square;mso-left-percent:-10001;mso-top-percent:-10001;mso-position-horizontal:absolute;mso-position-horizontal-relative:char;mso-position-vertical:absolute;mso-position-vertical-relative:line;mso-left-percent:-10001;mso-top-percent:-10001;v-text-anchor:top" coordsize="21600,21600" o:gfxdata="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" path="m,l21600,r,21600l,21600,,xe" filled="f" strokecolor="#a0a0a0" strokeweight=".26mm">
+          <v:shape id="Horizontal Line 120" o:spid="_x0000_s1043" style="width:3276.75pt;height:.15pt;visibility:visible;mso-wrap-style:square;mso-left-percent:-10001;mso-top-percent:-10001;mso-position-horizontal:absolute;mso-position-horizontal-relative:char;mso-position-vertical:absolute;mso-position-vertical-relative:line;mso-left-percent:-10001;mso-top-percent:-10001;v-text-anchor:top" coordsize="21600,21600" path="m,l21600,r,21600l,21600,,xe" filled="f" strokecolor="#a0a0a0" strokeweight=".26mm">
             <v:stroke joinstyle="miter"/>
             <v:path arrowok="t"/>
             <w10:anchorlock/>
@@ -3784,6 +3935,7 @@
     <w:p>
       <w:pPr>
         <w:pStyle w:val="LO-Normal"/>
+        <w:jc w:val="both"/>
         <w:rPr>
           <w:b/>
           <w:bCs/>
@@ -3804,6 +3956,7 @@
           <w:ilvl w:val="0"/>
           <w:numId w:val="21"/>
         </w:numPr>
+        <w:jc w:val="both"/>
       </w:pPr>
       <w:r>
         <w:rPr>
@@ -3820,6 +3973,7 @@
           <w:ilvl w:val="0"/>
           <w:numId w:val="21"/>
         </w:numPr>
+        <w:jc w:val="both"/>
       </w:pPr>
       <w:proofErr w:type="spellStart"/>
       <w:r>
@@ -3845,6 +3999,7 @@
           <w:ilvl w:val="0"/>
           <w:numId w:val="21"/>
         </w:numPr>
+        <w:jc w:val="both"/>
       </w:pPr>
       <w:r>
         <w:t>Beans can be created using:</w:t>
@@ -3857,6 +4012,7 @@
           <w:ilvl w:val="1"/>
           <w:numId w:val="21"/>
         </w:numPr>
+        <w:jc w:val="both"/>
       </w:pPr>
       <w:r>
         <w:t>@Component</w:t>
@@ -3869,6 +4025,7 @@
           <w:ilvl w:val="1"/>
           <w:numId w:val="21"/>
         </w:numPr>
+        <w:jc w:val="both"/>
       </w:pPr>
       <w:r>
         <w:t>@Bean</w:t>
@@ -3881,6 +4038,7 @@
           <w:ilvl w:val="0"/>
           <w:numId w:val="21"/>
         </w:numPr>
+        <w:jc w:val="both"/>
       </w:pPr>
       <w:r>
         <w:t xml:space="preserve">Beans have a </w:t>
@@ -3900,6 +4058,7 @@
           <w:ilvl w:val="0"/>
           <w:numId w:val="21"/>
         </w:numPr>
+        <w:jc w:val="both"/>
       </w:pPr>
       <w:r>
         <w:t xml:space="preserve">Beans can have different </w:t>
@@ -3915,11 +4074,13 @@
     <w:p>
       <w:pPr>
         <w:pStyle w:val="LO-Normal"/>
-      </w:pPr>
-    </w:p>
-    <w:p>
-      <w:pPr>
-        <w:pStyle w:val="LO-Normal"/>
+        <w:jc w:val="both"/>
+      </w:pPr>
+    </w:p>
+    <w:p>
+      <w:pPr>
+        <w:pStyle w:val="LO-Normal"/>
+        <w:jc w:val="both"/>
         <w:rPr>
           <w:b/>
           <w:bCs/>
@@ -3946,6 +4107,7 @@
     <w:p>
       <w:pPr>
         <w:pStyle w:val="LO-Normal"/>
+        <w:jc w:val="both"/>
         <w:rPr>
           <w:b/>
           <w:bCs/>
@@ -3966,6 +4128,7 @@
           <w:ilvl w:val="0"/>
           <w:numId w:val="22"/>
         </w:numPr>
+        <w:jc w:val="both"/>
       </w:pPr>
       <w:r>
         <w:t>Tight coupling</w:t>
@@ -3978,6 +4141,7 @@
           <w:ilvl w:val="0"/>
           <w:numId w:val="22"/>
         </w:numPr>
+        <w:jc w:val="both"/>
       </w:pPr>
       <w:r>
         <w:t>Hard to test</w:t>
@@ -3990,6 +4154,7 @@
           <w:ilvl w:val="0"/>
           <w:numId w:val="22"/>
         </w:numPr>
+        <w:jc w:val="both"/>
       </w:pPr>
       <w:r>
         <w:t>Scattered object creation</w:t>
@@ -3998,16 +4163,18 @@
     <w:p>
       <w:pPr>
         <w:pStyle w:val="LO-Normal"/>
+        <w:jc w:val="both"/>
       </w:pPr>
       <w:r>
         <w:pict w14:anchorId="34E3048B">
-          <v:rect id="_x0000_i1097" style="width:0;height:1.5pt" o:hralign="center" o:hrstd="t" o:hr="t" fillcolor="#a0a0a0" stroked="f"/>
+          <v:rect id="_x0000_i1041" style="width:0;height:1.5pt" o:hralign="center" o:hrstd="t" o:hr="t" fillcolor="#a0a0a0" stroked="f"/>
         </w:pict>
       </w:r>
     </w:p>
     <w:p>
       <w:pPr>
         <w:pStyle w:val="LO-Normal"/>
+        <w:jc w:val="both"/>
         <w:rPr>
           <w:b/>
           <w:bCs/>
@@ -4032,6 +4199,7 @@
     <w:p>
       <w:pPr>
         <w:pStyle w:val="LO-Normal"/>
+        <w:jc w:val="both"/>
       </w:pPr>
       <w:r>
         <w:t>Dependency Injection is a design pattern where an object receives its dependencies from external sources instead of creating them itself.</w:t>
@@ -4040,16 +4208,18 @@
     <w:p>
       <w:pPr>
         <w:pStyle w:val="LO-Normal"/>
+        <w:jc w:val="both"/>
       </w:pPr>
       <w:r>
         <w:pict w14:anchorId="043211EE">
-          <v:rect id="_x0000_i1098" style="width:0;height:1.5pt" o:hralign="center" o:hrstd="t" o:hr="t" fillcolor="#a0a0a0" stroked="f"/>
+          <v:rect id="_x0000_i1042" style="width:0;height:1.5pt" o:hralign="center" o:hrstd="t" o:hr="t" fillcolor="#a0a0a0" stroked="f"/>
         </w:pict>
       </w:r>
     </w:p>
     <w:p>
       <w:pPr>
         <w:pStyle w:val="LO-Normal"/>
+        <w:jc w:val="both"/>
         <w:rPr>
           <w:rFonts w:ascii="Segoe UI Emoji" w:hAnsi="Segoe UI Emoji" w:cs="Segoe UI Emoji"/>
           <w:b/>
@@ -4060,6 +4230,7 @@
     <w:p>
       <w:pPr>
         <w:pStyle w:val="LO-Normal"/>
+        <w:jc w:val="both"/>
         <w:rPr>
           <w:b/>
           <w:bCs/>
@@ -4089,6 +4260,7 @@
           <w:ilvl w:val="0"/>
           <w:numId w:val="23"/>
         </w:numPr>
+        <w:jc w:val="both"/>
       </w:pPr>
       <w:r>
         <w:rPr>
@@ -4117,6 +4289,7 @@
           <w:ilvl w:val="0"/>
           <w:numId w:val="23"/>
         </w:numPr>
+        <w:jc w:val="both"/>
       </w:pPr>
       <w:r>
         <w:rPr>
@@ -4145,6 +4318,7 @@
           <w:ilvl w:val="0"/>
           <w:numId w:val="23"/>
         </w:numPr>
+        <w:jc w:val="both"/>
       </w:pPr>
       <w:r>
         <w:rPr>
@@ -4169,16 +4343,18 @@
     <w:p>
       <w:pPr>
         <w:pStyle w:val="LO-Normal"/>
+        <w:jc w:val="both"/>
       </w:pPr>
       <w:r>
         <w:pict w14:anchorId="0FE68B3D">
-          <v:rect id="_x0000_i1099" style="width:0;height:1.5pt" o:hralign="center" o:hrstd="t" o:hr="t" fillcolor="#a0a0a0" stroked="f"/>
+          <v:rect id="_x0000_i1043" style="width:0;height:1.5pt" o:hralign="center" o:hrstd="t" o:hr="t" fillcolor="#a0a0a0" stroked="f"/>
         </w:pict>
       </w:r>
     </w:p>
     <w:p>
       <w:pPr>
         <w:pStyle w:val="LO-Normal"/>
+        <w:jc w:val="both"/>
         <w:rPr>
           <w:b/>
           <w:bCs/>
@@ -4207,6 +4383,7 @@
           <w:ilvl w:val="0"/>
           <w:numId w:val="24"/>
         </w:numPr>
+        <w:jc w:val="both"/>
       </w:pPr>
       <w:r>
         <w:t>Constructor Injection</w:t>
@@ -4219,6 +4396,7 @@
           <w:ilvl w:val="0"/>
           <w:numId w:val="24"/>
         </w:numPr>
+        <w:jc w:val="both"/>
       </w:pPr>
       <w:r>
         <w:t>Setter Injection</w:t>
@@ -4231,6 +4409,7 @@
           <w:ilvl w:val="0"/>
           <w:numId w:val="24"/>
         </w:numPr>
+        <w:jc w:val="both"/>
       </w:pPr>
       <w:r>
         <w:t>Field Injection</w:t>
@@ -4239,16 +4418,18 @@
     <w:p>
       <w:pPr>
         <w:pStyle w:val="LO-Normal"/>
+        <w:jc w:val="both"/>
       </w:pPr>
       <w:r>
         <w:pict w14:anchorId="1A786A58">
-          <v:rect id="_x0000_i1100" style="width:0;height:1.5pt" o:hralign="center" o:hrstd="t" o:hr="t" fillcolor="#a0a0a0" stroked="f"/>
+          <v:rect id="_x0000_i1044" style="width:0;height:1.5pt" o:hralign="center" o:hrstd="t" o:hr="t" fillcolor="#a0a0a0" stroked="f"/>
         </w:pict>
       </w:r>
     </w:p>
     <w:p>
       <w:pPr>
         <w:pStyle w:val="LO-Normal"/>
+        <w:jc w:val="both"/>
         <w:rPr>
           <w:b/>
           <w:bCs/>
@@ -4277,6 +4458,7 @@
           <w:ilvl w:val="0"/>
           <w:numId w:val="25"/>
         </w:numPr>
+        <w:jc w:val="both"/>
       </w:pPr>
       <w:r>
         <w:t xml:space="preserve">By Type → e.g., </w:t>
@@ -4294,6 +4476,7 @@
           <w:ilvl w:val="0"/>
           <w:numId w:val="25"/>
         </w:numPr>
+        <w:jc w:val="both"/>
       </w:pPr>
       <w:r>
         <w:t>If multiple beans → use name or @Qualifier</w:t>
@@ -4306,6 +4489,7 @@
           <w:ilvl w:val="0"/>
           <w:numId w:val="25"/>
         </w:numPr>
+        <w:jc w:val="both"/>
       </w:pPr>
       <w:r>
         <w:t>If still ambiguous → use @Primary</w:t>
@@ -4314,11 +4498,13 @@
     <w:p>
       <w:pPr>
         <w:pStyle w:val="LO-Normal"/>
-      </w:pPr>
-    </w:p>
-    <w:p>
-      <w:pPr>
-        <w:pStyle w:val="LO-Normal"/>
+        <w:jc w:val="both"/>
+      </w:pPr>
+    </w:p>
+    <w:p>
+      <w:pPr>
+        <w:pStyle w:val="LO-Normal"/>
+        <w:jc w:val="both"/>
         <w:rPr>
           <w:b/>
           <w:bCs/>
@@ -4345,6 +4531,7 @@
     <w:p>
       <w:pPr>
         <w:pStyle w:val="LO-Normal"/>
+        <w:jc w:val="both"/>
         <w:rPr>
           <w:b/>
           <w:bCs/>
@@ -4373,6 +4560,7 @@
           <w:ilvl w:val="0"/>
           <w:numId w:val="26"/>
         </w:numPr>
+        <w:jc w:val="both"/>
         <w:rPr>
           <w:b/>
           <w:bCs/>
@@ -4393,6 +4581,7 @@
           <w:ilvl w:val="0"/>
           <w:numId w:val="26"/>
         </w:numPr>
+        <w:jc w:val="both"/>
       </w:pPr>
       <w:r>
         <w:t>Maven is used for build automation</w:t>
@@ -4405,6 +4594,7 @@
           <w:ilvl w:val="0"/>
           <w:numId w:val="26"/>
         </w:numPr>
+        <w:jc w:val="both"/>
       </w:pPr>
       <w:r>
         <w:t>Dependencies are defined in pom.xml</w:t>
@@ -4417,17 +4607,16 @@
           <w:ilvl w:val="0"/>
           <w:numId w:val="26"/>
         </w:numPr>
-      </w:pPr>
-      <w:r>
-        <w:t xml:space="preserve">Maven resolves and adds them to </w:t>
-      </w:r>
-      <w:r>
-        <w:t>class path</w:t>
-      </w:r>
-    </w:p>
-    <w:p>
-      <w:pPr>
-        <w:pStyle w:val="LO-Normal"/>
+        <w:jc w:val="both"/>
+      </w:pPr>
+      <w:r>
+        <w:t>Maven resolves and adds them to class path</w:t>
+      </w:r>
+    </w:p>
+    <w:p>
+      <w:pPr>
+        <w:pStyle w:val="LO-Normal"/>
+        <w:jc w:val="both"/>
         <w:rPr>
           <w:b/>
           <w:bCs/>
@@ -4456,6 +4645,7 @@
           <w:ilvl w:val="0"/>
           <w:numId w:val="27"/>
         </w:numPr>
+        <w:jc w:val="both"/>
       </w:pPr>
       <w:r>
         <w:t>spring-boot-starter-parent</w:t>
@@ -4468,6 +4658,7 @@
           <w:ilvl w:val="1"/>
           <w:numId w:val="27"/>
         </w:numPr>
+        <w:jc w:val="both"/>
       </w:pPr>
       <w:r>
         <w:t>Includes many third-party libraries automatically</w:t>
@@ -4480,6 +4671,7 @@
           <w:ilvl w:val="0"/>
           <w:numId w:val="27"/>
         </w:numPr>
+        <w:jc w:val="both"/>
       </w:pPr>
       <w:r>
         <w:t>spring-boot-dependencies</w:t>
@@ -4492,6 +4684,7 @@
           <w:ilvl w:val="1"/>
           <w:numId w:val="27"/>
         </w:numPr>
+        <w:jc w:val="both"/>
       </w:pPr>
       <w:r>
         <w:t>Contains predefined versions of libraries</w:t>
@@ -4504,6 +4697,7 @@
           <w:ilvl w:val="1"/>
           <w:numId w:val="27"/>
         </w:numPr>
+        <w:jc w:val="both"/>
       </w:pPr>
       <w:r>
         <w:t>Removes need to specify versions manually</w:t>
@@ -4512,16 +4706,18 @@
     <w:p>
       <w:pPr>
         <w:pStyle w:val="LO-Normal"/>
+        <w:jc w:val="both"/>
       </w:pPr>
       <w:r>
         <w:pict w14:anchorId="7964B270">
-          <v:rect id="_x0000_i1212" style="width:0;height:1.5pt" o:hralign="center" o:hrstd="t" o:hr="t" fillcolor="#a0a0a0" stroked="f"/>
+          <v:rect id="_x0000_i1045" style="width:0;height:1.5pt" o:hralign="center" o:hrstd="t" o:hr="t" fillcolor="#a0a0a0" stroked="f"/>
         </w:pict>
       </w:r>
     </w:p>
     <w:p>
       <w:pPr>
         <w:pStyle w:val="LO-Normal"/>
+        <w:jc w:val="both"/>
         <w:rPr>
           <w:b/>
           <w:bCs/>
@@ -4546,6 +4742,7 @@
     <w:p>
       <w:pPr>
         <w:pStyle w:val="LO-Normal"/>
+        <w:jc w:val="both"/>
       </w:pPr>
       <w:r>
         <w:t>Auto-configuration automatically configures Spring applications based on:</w:t>
@@ -4558,13 +4755,11 @@
           <w:ilvl w:val="0"/>
           <w:numId w:val="28"/>
         </w:numPr>
+        <w:jc w:val="both"/>
       </w:pPr>
       <w:r>
         <w:lastRenderedPageBreak/>
-        <w:t xml:space="preserve">Dependencies in </w:t>
-      </w:r>
-      <w:r>
-        <w:t>class path</w:t>
+        <w:t>Dependencies in class path</w:t>
       </w:r>
     </w:p>
     <w:p>
@@ -4574,6 +4769,7 @@
           <w:ilvl w:val="0"/>
           <w:numId w:val="28"/>
         </w:numPr>
+        <w:jc w:val="both"/>
       </w:pPr>
       <w:r>
         <w:t>Application settings</w:t>
@@ -4582,6 +4778,7 @@
     <w:p>
       <w:pPr>
         <w:pStyle w:val="LO-Normal"/>
+        <w:jc w:val="both"/>
       </w:pPr>
       <w:r>
         <w:rPr>
@@ -4596,16 +4793,18 @@
     <w:p>
       <w:pPr>
         <w:pStyle w:val="LO-Normal"/>
+        <w:jc w:val="both"/>
       </w:pPr>
       <w:r>
         <w:pict w14:anchorId="271E7643">
-          <v:rect id="_x0000_i1213" style="width:0;height:1.5pt" o:hralign="center" o:hrstd="t" o:hr="t" fillcolor="#a0a0a0" stroked="f"/>
+          <v:rect id="_x0000_i1046" style="width:0;height:1.5pt" o:hralign="center" o:hrstd="t" o:hr="t" fillcolor="#a0a0a0" stroked="f"/>
         </w:pict>
       </w:r>
     </w:p>
     <w:p>
       <w:pPr>
         <w:pStyle w:val="LO-Normal"/>
+        <w:jc w:val="both"/>
         <w:rPr>
           <w:b/>
           <w:bCs/>
@@ -4630,31 +4829,18 @@
     <w:p>
       <w:pPr>
         <w:pStyle w:val="LO-Normal"/>
-        <w:rPr>
-          <w:b/>
-          <w:bCs/>
-        </w:rPr>
-      </w:pPr>
-      <w:r>
-        <w:rPr>
-          <w:b/>
-          <w:bCs/>
-        </w:rPr>
-        <w:t xml:space="preserve">1. </w:t>
-      </w:r>
-      <w:r>
-        <w:rPr>
-          <w:b/>
-          <w:bCs/>
-        </w:rPr>
-        <w:t>Class path</w:t>
-      </w:r>
-      <w:r>
-        <w:rPr>
-          <w:b/>
-          <w:bCs/>
-        </w:rPr>
-        <w:t xml:space="preserve"> Scanning</w:t>
+        <w:jc w:val="both"/>
+        <w:rPr>
+          <w:b/>
+          <w:bCs/>
+        </w:rPr>
+      </w:pPr>
+      <w:r>
+        <w:rPr>
+          <w:b/>
+          <w:bCs/>
+        </w:rPr>
+        <w:t>1. Class path Scanning</w:t>
       </w:r>
     </w:p>
     <w:p>
@@ -4664,6 +4850,7 @@
           <w:ilvl w:val="0"/>
           <w:numId w:val="29"/>
         </w:numPr>
+        <w:jc w:val="both"/>
       </w:pPr>
       <w:r>
         <w:t>Spring scans for libraries/classes</w:t>
@@ -4676,6 +4863,7 @@
           <w:ilvl w:val="0"/>
           <w:numId w:val="29"/>
         </w:numPr>
+        <w:jc w:val="both"/>
       </w:pPr>
       <w:r>
         <w:t>Applies configuration based on findings</w:t>
@@ -4684,6 +4872,7 @@
     <w:p>
       <w:pPr>
         <w:pStyle w:val="LO-Normal"/>
+        <w:jc w:val="both"/>
         <w:rPr>
           <w:b/>
           <w:bCs/>
@@ -4704,6 +4893,7 @@
           <w:ilvl w:val="0"/>
           <w:numId w:val="30"/>
         </w:numPr>
+        <w:jc w:val="both"/>
       </w:pPr>
       <w:r>
         <w:t>Many auto-config classes exist</w:t>
@@ -4716,6 +4906,7 @@
           <w:ilvl w:val="0"/>
           <w:numId w:val="30"/>
         </w:numPr>
+        <w:jc w:val="both"/>
       </w:pPr>
       <w:r>
         <w:t>Each configures a specific feature</w:t>
@@ -4724,6 +4915,7 @@
     <w:p>
       <w:pPr>
         <w:pStyle w:val="LO-Normal"/>
+        <w:jc w:val="both"/>
         <w:rPr>
           <w:b/>
           <w:bCs/>
@@ -4740,6 +4932,7 @@
     <w:p>
       <w:pPr>
         <w:pStyle w:val="LO-Normal"/>
+        <w:jc w:val="both"/>
       </w:pPr>
       <w:r>
         <w:t>Conditions checked before creating beans:</w:t>
@@ -4752,6 +4945,7 @@
           <w:ilvl w:val="0"/>
           <w:numId w:val="31"/>
         </w:numPr>
+        <w:jc w:val="both"/>
       </w:pPr>
       <w:r>
         <w:t>Presence of classes</w:t>
@@ -4764,6 +4958,7 @@
           <w:ilvl w:val="0"/>
           <w:numId w:val="31"/>
         </w:numPr>
+        <w:jc w:val="both"/>
       </w:pPr>
       <w:r>
         <w:t>Absence of user-defined beans</w:t>
@@ -4776,6 +4971,7 @@
           <w:ilvl w:val="0"/>
           <w:numId w:val="31"/>
         </w:numPr>
+        <w:jc w:val="both"/>
       </w:pPr>
       <w:r>
         <w:t>Property settings</w:t>
@@ -4784,16 +4980,18 @@
     <w:p>
       <w:pPr>
         <w:pStyle w:val="LO-Normal"/>
+        <w:jc w:val="both"/>
       </w:pPr>
       <w:r>
         <w:pict w14:anchorId="56ABC0AE">
-          <v:rect id="_x0000_i1214" style="width:0;height:1.5pt" o:hralign="center" o:hrstd="t" o:hr="t" fillcolor="#a0a0a0" stroked="f"/>
+          <v:rect id="_x0000_i1047" style="width:0;height:1.5pt" o:hralign="center" o:hrstd="t" o:hr="t" fillcolor="#a0a0a0" stroked="f"/>
         </w:pict>
       </w:r>
     </w:p>
     <w:p>
       <w:pPr>
         <w:pStyle w:val="LO-Normal"/>
+        <w:jc w:val="both"/>
         <w:rPr>
           <w:b/>
           <w:bCs/>
@@ -4818,6 +5016,7 @@
     <w:p>
       <w:pPr>
         <w:pStyle w:val="LO-Normal"/>
+        <w:jc w:val="both"/>
         <w:rPr>
           <w:b/>
           <w:bCs/>
@@ -4854,6 +5053,7 @@
           <w:ilvl w:val="0"/>
           <w:numId w:val="32"/>
         </w:numPr>
+        <w:jc w:val="both"/>
       </w:pPr>
       <w:r>
         <w:t xml:space="preserve">Spring Boot automatically registers </w:t>
@@ -4878,16 +5078,18 @@
     <w:p>
       <w:pPr>
         <w:pStyle w:val="LO-Normal"/>
+        <w:jc w:val="both"/>
       </w:pPr>
       <w:r>
         <w:pict w14:anchorId="160BB2F9">
-          <v:rect id="_x0000_i1215" style="width:0;height:1.5pt" o:hralign="center" o:hrstd="t" o:hr="t" fillcolor="#a0a0a0" stroked="f"/>
+          <v:rect id="_x0000_i1048" style="width:0;height:1.5pt" o:hralign="center" o:hrstd="t" o:hr="t" fillcolor="#a0a0a0" stroked="f"/>
         </w:pict>
       </w:r>
     </w:p>
     <w:p>
       <w:pPr>
         <w:pStyle w:val="LO-Normal"/>
+        <w:jc w:val="both"/>
         <w:rPr>
           <w:b/>
           <w:bCs/>
@@ -4920,6 +5122,7 @@
     <w:p>
       <w:pPr>
         <w:pStyle w:val="LO-Normal"/>
+        <w:jc w:val="both"/>
       </w:pPr>
       <w:r>
         <w:t>Path:</w:t>
@@ -4928,6 +5131,7 @@
     <w:p>
       <w:pPr>
         <w:pStyle w:val="LO-Normal"/>
+        <w:jc w:val="both"/>
       </w:pPr>
       <w:r>
         <w:t>META-INF/spring/org.springframework.boot.autoconfigure.AutoConfiguration.imports</w:t>
@@ -4940,6 +5144,7 @@
           <w:ilvl w:val="0"/>
           <w:numId w:val="33"/>
         </w:numPr>
+        <w:jc w:val="both"/>
       </w:pPr>
       <w:r>
         <w:t>Comes from dependency:</w:t>
@@ -4948,6 +5153,7 @@
     <w:p>
       <w:pPr>
         <w:pStyle w:val="LO-Normal"/>
+        <w:jc w:val="both"/>
       </w:pPr>
       <w:proofErr w:type="spellStart"/>
       <w:proofErr w:type="gramStart"/>
@@ -4975,6 +5181,7 @@
           <w:ilvl w:val="0"/>
           <w:numId w:val="34"/>
         </w:numPr>
+        <w:jc w:val="both"/>
       </w:pPr>
       <w:r>
         <w:t>Contains core auto-config logic</w:t>
@@ -4983,16 +5190,18 @@
     <w:p>
       <w:pPr>
         <w:pStyle w:val="LO-Normal"/>
+        <w:jc w:val="both"/>
       </w:pPr>
       <w:r>
         <w:pict w14:anchorId="59DDB32D">
-          <v:rect id="_x0000_i1216" style="width:0;height:1.5pt" o:hralign="center" o:hrstd="t" o:hr="t" fillcolor="#a0a0a0" stroked="f"/>
+          <v:rect id="_x0000_i1049" style="width:0;height:1.5pt" o:hralign="center" o:hrstd="t" o:hr="t" fillcolor="#a0a0a0" stroked="f"/>
         </w:pict>
       </w:r>
     </w:p>
     <w:p>
       <w:pPr>
         <w:pStyle w:val="LO-Normal"/>
+        <w:jc w:val="both"/>
         <w:rPr>
           <w:rFonts w:ascii="Segoe UI Emoji" w:hAnsi="Segoe UI Emoji" w:cs="Segoe UI Emoji"/>
           <w:b/>
@@ -5003,6 +5212,7 @@
     <w:p>
       <w:pPr>
         <w:pStyle w:val="LO-Normal"/>
+        <w:jc w:val="both"/>
         <w:rPr>
           <w:rFonts w:ascii="Segoe UI Emoji" w:hAnsi="Segoe UI Emoji" w:cs="Segoe UI Emoji"/>
           <w:b/>
@@ -5013,6 +5223,7 @@
     <w:p>
       <w:pPr>
         <w:pStyle w:val="LO-Normal"/>
+        <w:jc w:val="both"/>
         <w:rPr>
           <w:rFonts w:ascii="Segoe UI Emoji" w:hAnsi="Segoe UI Emoji" w:cs="Segoe UI Emoji"/>
           <w:b/>
@@ -5023,6 +5234,7 @@
     <w:p>
       <w:pPr>
         <w:pStyle w:val="LO-Normal"/>
+        <w:jc w:val="both"/>
         <w:rPr>
           <w:b/>
           <w:bCs/>
@@ -5052,6 +5264,7 @@
           <w:ilvl w:val="0"/>
           <w:numId w:val="26"/>
         </w:numPr>
+        <w:jc w:val="both"/>
         <w:rPr>
           <w:b/>
           <w:bCs/>
@@ -5068,6 +5281,7 @@
     <w:p>
       <w:pPr>
         <w:pStyle w:val="LO-Normal"/>
+        <w:jc w:val="both"/>
       </w:pPr>
       <w:r>
         <w:t>@</w:t>
@@ -5084,6 +5298,7 @@
     <w:p>
       <w:pPr>
         <w:pStyle w:val="LO-Normal"/>
+        <w:jc w:val="both"/>
       </w:pPr>
       <w:r>
         <w:rPr>
@@ -5106,6 +5321,7 @@
     <w:p>
       <w:pPr>
         <w:pStyle w:val="LO-Normal"/>
+        <w:jc w:val="both"/>
       </w:pPr>
       <w:r>
         <w:t>@</w:t>
@@ -5122,6 +5338,7 @@
     <w:p>
       <w:pPr>
         <w:pStyle w:val="LO-Normal"/>
+        <w:jc w:val="both"/>
       </w:pPr>
       <w:r>
         <w:rPr>
@@ -5141,6 +5358,7 @@
     <w:p>
       <w:pPr>
         <w:pStyle w:val="LO-Normal"/>
+        <w:jc w:val="both"/>
       </w:pPr>
       <w:r>
         <w:t>@ConditionalOnProperty("</w:t>
@@ -5157,6 +5375,7 @@
     <w:p>
       <w:pPr>
         <w:pStyle w:val="LO-Normal"/>
+        <w:jc w:val="both"/>
       </w:pPr>
       <w:r>
         <w:rPr>
@@ -5171,16 +5390,18 @@
     <w:p>
       <w:pPr>
         <w:pStyle w:val="LO-Normal"/>
+        <w:jc w:val="both"/>
       </w:pPr>
       <w:r>
         <w:pict w14:anchorId="25DD84E0">
-          <v:rect id="_x0000_i1218" style="width:0;height:1.5pt" o:hralign="center" o:hrstd="t" o:hr="t" fillcolor="#a0a0a0" stroked="f"/>
+          <v:rect id="_x0000_i1050" style="width:0;height:1.5pt" o:hralign="center" o:hrstd="t" o:hr="t" fillcolor="#a0a0a0" stroked="f"/>
         </w:pict>
       </w:r>
     </w:p>
     <w:p>
       <w:pPr>
         <w:pStyle w:val="LO-Normal"/>
+        <w:jc w:val="both"/>
         <w:rPr>
           <w:b/>
           <w:bCs/>
@@ -5205,6 +5426,7 @@
     <w:p>
       <w:pPr>
         <w:pStyle w:val="LO-Normal"/>
+        <w:jc w:val="both"/>
       </w:pPr>
       <w:r>
         <w:rPr>
@@ -5251,16 +5473,18 @@
     <w:p>
       <w:pPr>
         <w:pStyle w:val="LO-Normal"/>
+        <w:jc w:val="both"/>
       </w:pPr>
       <w:r>
         <w:pict w14:anchorId="3E3F4776">
-          <v:rect id="_x0000_i1219" style="width:0;height:1.5pt" o:hralign="center" o:hrstd="t" o:hr="t" fillcolor="#a0a0a0" stroked="f"/>
+          <v:rect id="_x0000_i1051" style="width:0;height:1.5pt" o:hralign="center" o:hrstd="t" o:hr="t" fillcolor="#a0a0a0" stroked="f"/>
         </w:pict>
       </w:r>
     </w:p>
     <w:p>
       <w:pPr>
         <w:pStyle w:val="LO-Normal"/>
+        <w:jc w:val="both"/>
         <w:rPr>
           <w:b/>
           <w:bCs/>
@@ -5285,6 +5509,7 @@
     <w:p>
       <w:pPr>
         <w:pStyle w:val="LO-Normal"/>
+        <w:jc w:val="both"/>
         <w:rPr>
           <w:b/>
           <w:bCs/>
@@ -5349,6 +5574,7 @@
     <w:p>
       <w:pPr>
         <w:pStyle w:val="LO-Normal"/>
+        <w:jc w:val="both"/>
         <w:rPr>
           <w:b/>
           <w:bCs/>
@@ -5369,6 +5595,7 @@
           <w:ilvl w:val="0"/>
           <w:numId w:val="35"/>
         </w:numPr>
+        <w:jc w:val="both"/>
       </w:pPr>
       <w:r>
         <w:t>Entry point: @SpringBootApplication</w:t>
@@ -5381,6 +5608,7 @@
           <w:ilvl w:val="0"/>
           <w:numId w:val="35"/>
         </w:numPr>
+        <w:jc w:val="both"/>
       </w:pPr>
       <w:r>
         <w:t>Combines:</w:t>
@@ -5393,6 +5621,7 @@
           <w:ilvl w:val="1"/>
           <w:numId w:val="35"/>
         </w:numPr>
+        <w:jc w:val="both"/>
       </w:pPr>
       <w:r>
         <w:lastRenderedPageBreak/>
@@ -5406,6 +5635,7 @@
           <w:ilvl w:val="1"/>
           <w:numId w:val="35"/>
         </w:numPr>
+        <w:jc w:val="both"/>
       </w:pPr>
       <w:r>
         <w:t>@EnableAutoConfiguration</w:t>
@@ -5418,6 +5648,7 @@
           <w:ilvl w:val="1"/>
           <w:numId w:val="35"/>
         </w:numPr>
+        <w:jc w:val="both"/>
       </w:pPr>
       <w:r>
         <w:t>@ComponentScan</w:t>
@@ -5426,16 +5657,18 @@
     <w:p>
       <w:pPr>
         <w:pStyle w:val="LO-Normal"/>
+        <w:jc w:val="both"/>
       </w:pPr>
       <w:r>
         <w:pict w14:anchorId="1CA55BA7">
-          <v:rect id="_x0000_i1220" style="width:0;height:1.5pt" o:hralign="center" o:hrstd="t" o:hr="t" fillcolor="#a0a0a0" stroked="f"/>
+          <v:rect id="_x0000_i1052" style="width:0;height:1.5pt" o:hralign="center" o:hrstd="t" o:hr="t" fillcolor="#a0a0a0" stroked="f"/>
         </w:pict>
       </w:r>
     </w:p>
     <w:p>
       <w:pPr>
         <w:pStyle w:val="LO-Normal"/>
+        <w:jc w:val="both"/>
         <w:rPr>
           <w:b/>
           <w:bCs/>
@@ -5456,6 +5689,7 @@
           <w:ilvl w:val="0"/>
           <w:numId w:val="36"/>
         </w:numPr>
+        <w:jc w:val="both"/>
       </w:pPr>
       <w:r>
         <w:t>Creates Spring container</w:t>
@@ -5468,6 +5702,7 @@
           <w:ilvl w:val="0"/>
           <w:numId w:val="36"/>
         </w:numPr>
+        <w:jc w:val="both"/>
       </w:pPr>
       <w:r>
         <w:t>Scans for:</w:t>
@@ -5480,6 +5715,7 @@
           <w:ilvl w:val="1"/>
           <w:numId w:val="36"/>
         </w:numPr>
+        <w:jc w:val="both"/>
       </w:pPr>
       <w:r>
         <w:t>Components</w:t>
@@ -5492,6 +5728,7 @@
           <w:ilvl w:val="1"/>
           <w:numId w:val="36"/>
         </w:numPr>
+        <w:jc w:val="both"/>
       </w:pPr>
       <w:r>
         <w:t>Configurations</w:t>
@@ -5504,6 +5741,7 @@
           <w:ilvl w:val="1"/>
           <w:numId w:val="36"/>
         </w:numPr>
+        <w:jc w:val="both"/>
       </w:pPr>
       <w:r>
         <w:t>Auto-configurations</w:t>
@@ -5512,16 +5750,18 @@
     <w:p>
       <w:pPr>
         <w:pStyle w:val="LO-Normal"/>
+        <w:jc w:val="both"/>
       </w:pPr>
       <w:r>
         <w:pict w14:anchorId="0EB9CAB8">
-          <v:rect id="_x0000_i1221" style="width:0;height:1.5pt" o:hralign="center" o:hrstd="t" o:hr="t" fillcolor="#a0a0a0" stroked="f"/>
+          <v:rect id="_x0000_i1053" style="width:0;height:1.5pt" o:hralign="center" o:hrstd="t" o:hr="t" fillcolor="#a0a0a0" stroked="f"/>
         </w:pict>
       </w:r>
     </w:p>
     <w:p>
       <w:pPr>
         <w:pStyle w:val="LO-Normal"/>
+        <w:jc w:val="both"/>
         <w:rPr>
           <w:b/>
           <w:bCs/>
@@ -5542,6 +5782,7 @@
           <w:ilvl w:val="0"/>
           <w:numId w:val="37"/>
         </w:numPr>
+        <w:jc w:val="both"/>
       </w:pPr>
       <w:r>
         <w:t>Beans configured automatically</w:t>
@@ -5554,6 +5795,7 @@
           <w:ilvl w:val="0"/>
           <w:numId w:val="37"/>
         </w:numPr>
+        <w:jc w:val="both"/>
       </w:pPr>
       <w:r>
         <w:t>Uses conditional annotations</w:t>
@@ -5562,16 +5804,18 @@
     <w:p>
       <w:pPr>
         <w:pStyle w:val="LO-Normal"/>
+        <w:jc w:val="both"/>
       </w:pPr>
       <w:r>
         <w:pict w14:anchorId="08A2BF67">
-          <v:rect id="_x0000_i1222" style="width:0;height:1.5pt" o:hralign="center" o:hrstd="t" o:hr="t" fillcolor="#a0a0a0" stroked="f"/>
+          <v:rect id="_x0000_i1054" style="width:0;height:1.5pt" o:hralign="center" o:hrstd="t" o:hr="t" fillcolor="#a0a0a0" stroked="f"/>
         </w:pict>
       </w:r>
     </w:p>
     <w:p>
       <w:pPr>
         <w:pStyle w:val="LO-Normal"/>
+        <w:jc w:val="both"/>
         <w:rPr>
           <w:b/>
           <w:bCs/>
@@ -5588,6 +5832,7 @@
     <w:p>
       <w:pPr>
         <w:pStyle w:val="LO-Normal"/>
+        <w:jc w:val="both"/>
       </w:pPr>
       <w:r>
         <w:t>Sources:</w:t>
@@ -5600,6 +5845,7 @@
           <w:ilvl w:val="0"/>
           <w:numId w:val="38"/>
         </w:numPr>
+        <w:jc w:val="both"/>
       </w:pPr>
       <w:proofErr w:type="gramStart"/>
       <w:r>
@@ -5617,6 +5863,7 @@
           <w:ilvl w:val="0"/>
           <w:numId w:val="38"/>
         </w:numPr>
+        <w:jc w:val="both"/>
       </w:pPr>
       <w:r>
         <w:t>.</w:t>
@@ -5637,6 +5884,7 @@
           <w:ilvl w:val="0"/>
           <w:numId w:val="38"/>
         </w:numPr>
+        <w:jc w:val="both"/>
       </w:pPr>
       <w:r>
         <w:t>Environment variables</w:t>
@@ -5649,6 +5897,7 @@
           <w:ilvl w:val="0"/>
           <w:numId w:val="38"/>
         </w:numPr>
+        <w:jc w:val="both"/>
       </w:pPr>
       <w:r>
         <w:t>Command-line arguments</w:t>
@@ -5657,16 +5906,18 @@
     <w:p>
       <w:pPr>
         <w:pStyle w:val="LO-Normal"/>
+        <w:jc w:val="both"/>
       </w:pPr>
       <w:r>
         <w:pict w14:anchorId="66957BA0">
-          <v:rect id="_x0000_i1223" style="width:0;height:1.5pt" o:hralign="center" o:hrstd="t" o:hr="t" fillcolor="#a0a0a0" stroked="f"/>
+          <v:rect id="_x0000_i1055" style="width:0;height:1.5pt" o:hralign="center" o:hrstd="t" o:hr="t" fillcolor="#a0a0a0" stroked="f"/>
         </w:pict>
       </w:r>
     </w:p>
     <w:p>
       <w:pPr>
         <w:pStyle w:val="LO-Normal"/>
+        <w:jc w:val="both"/>
         <w:rPr>
           <w:b/>
           <w:bCs/>
@@ -5687,6 +5938,7 @@
           <w:ilvl w:val="0"/>
           <w:numId w:val="39"/>
         </w:numPr>
+        <w:jc w:val="both"/>
       </w:pPr>
       <w:r>
         <w:t>Starts server if web app:</w:t>
@@ -5699,6 +5951,7 @@
           <w:ilvl w:val="1"/>
           <w:numId w:val="39"/>
         </w:numPr>
+        <w:jc w:val="both"/>
       </w:pPr>
       <w:r>
         <w:t>Tomcat</w:t>
@@ -5711,6 +5964,7 @@
           <w:ilvl w:val="1"/>
           <w:numId w:val="39"/>
         </w:numPr>
+        <w:jc w:val="both"/>
       </w:pPr>
       <w:r>
         <w:t>Jetty</w:t>
@@ -5723,6 +5977,7 @@
           <w:ilvl w:val="1"/>
           <w:numId w:val="39"/>
         </w:numPr>
+        <w:jc w:val="both"/>
       </w:pPr>
       <w:r>
         <w:t>Undertow</w:t>
@@ -5731,16 +5986,18 @@
     <w:p>
       <w:pPr>
         <w:pStyle w:val="LO-Normal"/>
+        <w:jc w:val="both"/>
       </w:pPr>
       <w:r>
         <w:pict w14:anchorId="0FB4A596">
-          <v:rect id="_x0000_i1224" style="width:0;height:1.5pt" o:hralign="center" o:hrstd="t" o:hr="t" fillcolor="#a0a0a0" stroked="f"/>
+          <v:rect id="_x0000_i1056" style="width:0;height:1.5pt" o:hralign="center" o:hrstd="t" o:hr="t" fillcolor="#a0a0a0" stroked="f"/>
         </w:pict>
       </w:r>
     </w:p>
     <w:p>
       <w:pPr>
         <w:pStyle w:val="LO-Normal"/>
+        <w:jc w:val="both"/>
         <w:rPr>
           <w:b/>
           <w:bCs/>
@@ -5761,6 +6018,7 @@
           <w:ilvl w:val="0"/>
           <w:numId w:val="40"/>
         </w:numPr>
+        <w:jc w:val="both"/>
       </w:pPr>
       <w:r>
         <w:t>Executes:</w:t>
@@ -5773,6 +6031,7 @@
           <w:ilvl w:val="1"/>
           <w:numId w:val="40"/>
         </w:numPr>
+        <w:jc w:val="both"/>
       </w:pPr>
       <w:r>
         <w:t>@PostConstruct</w:t>
@@ -5785,6 +6044,7 @@
           <w:ilvl w:val="1"/>
           <w:numId w:val="40"/>
         </w:numPr>
+        <w:jc w:val="both"/>
       </w:pPr>
       <w:r>
         <w:lastRenderedPageBreak/>
@@ -5798,6 +6058,7 @@
           <w:ilvl w:val="0"/>
           <w:numId w:val="40"/>
         </w:numPr>
+        <w:jc w:val="both"/>
       </w:pPr>
       <w:r>
         <w:t>Dependency injection happens</w:t>
@@ -5806,16 +6067,18 @@
     <w:p>
       <w:pPr>
         <w:pStyle w:val="LO-Normal"/>
+        <w:jc w:val="both"/>
       </w:pPr>
       <w:r>
         <w:pict w14:anchorId="204113A8">
-          <v:rect id="_x0000_i1225" style="width:0;height:1.5pt" o:hralign="center" o:hrstd="t" o:hr="t" fillcolor="#a0a0a0" stroked="f"/>
+          <v:rect id="_x0000_i1057" style="width:0;height:1.5pt" o:hralign="center" o:hrstd="t" o:hr="t" fillcolor="#a0a0a0" stroked="f"/>
         </w:pict>
       </w:r>
     </w:p>
     <w:p>
       <w:pPr>
         <w:pStyle w:val="LO-Normal"/>
+        <w:jc w:val="both"/>
         <w:rPr>
           <w:b/>
           <w:bCs/>
@@ -5836,6 +6099,7 @@
           <w:ilvl w:val="0"/>
           <w:numId w:val="41"/>
         </w:numPr>
+        <w:jc w:val="both"/>
       </w:pPr>
       <w:r>
         <w:t>App fully initialized</w:t>
@@ -5848,6 +6112,7 @@
           <w:ilvl w:val="0"/>
           <w:numId w:val="41"/>
         </w:numPr>
+        <w:jc w:val="both"/>
       </w:pPr>
       <w:r>
         <w:t>Server running</w:t>
@@ -5860,6 +6125,7 @@
           <w:ilvl w:val="0"/>
           <w:numId w:val="41"/>
         </w:numPr>
+        <w:jc w:val="both"/>
       </w:pPr>
       <w:r>
         <w:t>Ready to handle HTTP requests</w:t>
@@ -5868,11 +6134,906 @@
     <w:p>
       <w:pPr>
         <w:pStyle w:val="LO-Normal"/>
-      </w:pPr>
-    </w:p>
-    <w:p>
-      <w:pPr>
-        <w:pStyle w:val="LO-Normal"/>
+        <w:jc w:val="both"/>
+      </w:pPr>
+    </w:p>
+    <w:p>
+      <w:pPr>
+        <w:pStyle w:val="LO-Normal"/>
+        <w:jc w:val="both"/>
+        <w:rPr>
+          <w:b/>
+          <w:bCs/>
+          <w:i/>
+          <w:iCs/>
+          <w:sz w:val="36"/>
+          <w:szCs w:val="36"/>
+          <w:u w:val="single"/>
+        </w:rPr>
+      </w:pPr>
+      <w:r>
+        <w:rPr>
+          <w:b/>
+          <w:bCs/>
+          <w:i/>
+          <w:iCs/>
+          <w:sz w:val="36"/>
+          <w:szCs w:val="36"/>
+          <w:u w:val="single"/>
+        </w:rPr>
+        <w:t>Maven</w:t>
+      </w:r>
+    </w:p>
+    <w:p>
+      <w:pPr>
+        <w:pStyle w:val="LO-Normal"/>
+        <w:jc w:val="both"/>
+      </w:pPr>
+      <w:r>
+        <w:t>Maven is a build automation tool and project management tool primarily used for Java projects. It plays a crucial role in the development, build, and dependency management of Spring applications, including those using Spring Framework's component scanning and annotation</w:t>
+      </w:r>
+      <w:r>
+        <w:t xml:space="preserve"> </w:t>
+      </w:r>
+      <w:r>
+        <w:t xml:space="preserve">driven configuration. </w:t>
+      </w:r>
+    </w:p>
+    <w:p>
+      <w:pPr>
+        <w:pStyle w:val="LO-Normal"/>
+        <w:jc w:val="both"/>
+      </w:pPr>
+    </w:p>
+    <w:p>
+      <w:pPr>
+        <w:pStyle w:val="LO-Normal"/>
+        <w:jc w:val="both"/>
+        <w:rPr>
+          <w:b/>
+          <w:bCs/>
+        </w:rPr>
+      </w:pPr>
+      <w:r>
+        <w:rPr>
+          <w:rFonts w:ascii="Segoe UI Emoji" w:hAnsi="Segoe UI Emoji" w:cs="Segoe UI Emoji"/>
+          <w:b/>
+          <w:bCs/>
+        </w:rPr>
+        <w:t>🍳</w:t>
+      </w:r>
+      <w:r>
+        <w:rPr>
+          <w:b/>
+          <w:bCs/>
+        </w:rPr>
+        <w:t xml:space="preserve"> Maven as the Chef (Concept)</w:t>
+      </w:r>
+    </w:p>
+    <w:p>
+      <w:pPr>
+        <w:pStyle w:val="LO-Normal"/>
+        <w:jc w:val="both"/>
+      </w:pPr>
+      <w:r>
+        <w:rPr>
+          <w:rFonts w:ascii="Segoe UI Emoji" w:hAnsi="Segoe UI Emoji" w:cs="Segoe UI Emoji"/>
+        </w:rPr>
+        <w:t>👉</w:t>
+      </w:r>
+      <w:r>
+        <w:t xml:space="preserve"> Maven acts like a </w:t>
+      </w:r>
+      <w:r>
+        <w:rPr>
+          <w:b/>
+          <w:bCs/>
+        </w:rPr>
+        <w:t>chef</w:t>
+      </w:r>
+      <w:r>
+        <w:t>:</w:t>
+      </w:r>
+    </w:p>
+    <w:p>
+      <w:pPr>
+        <w:pStyle w:val="LO-Normal"/>
+        <w:numPr>
+          <w:ilvl w:val="0"/>
+          <w:numId w:val="42"/>
+        </w:numPr>
+        <w:jc w:val="both"/>
+      </w:pPr>
+      <w:r>
+        <w:t>Takes ingredients (dependencies)</w:t>
+      </w:r>
+    </w:p>
+    <w:p>
+      <w:pPr>
+        <w:pStyle w:val="LO-Normal"/>
+        <w:numPr>
+          <w:ilvl w:val="0"/>
+          <w:numId w:val="42"/>
+        </w:numPr>
+        <w:jc w:val="both"/>
+      </w:pPr>
+      <w:r>
+        <w:t>Follows recipe (pom.xml)</w:t>
+      </w:r>
+    </w:p>
+    <w:p>
+      <w:pPr>
+        <w:pStyle w:val="LO-Normal"/>
+        <w:numPr>
+          <w:ilvl w:val="0"/>
+          <w:numId w:val="42"/>
+        </w:numPr>
+        <w:jc w:val="both"/>
+      </w:pPr>
+      <w:r>
+        <w:t>Produces final dish (build artifact like JAR/WAR)</w:t>
+      </w:r>
+    </w:p>
+    <w:p>
+      <w:pPr>
+        <w:pStyle w:val="LO-Normal"/>
+        <w:jc w:val="both"/>
+        <w:rPr>
+          <w:b/>
+          <w:bCs/>
+        </w:rPr>
+      </w:pPr>
+      <w:r>
+        <w:rPr>
+          <w:b/>
+          <w:bCs/>
+        </w:rPr>
+        <w:t>Project &amp; Dependency Management</w:t>
+      </w:r>
+      <w:r>
+        <w:rPr>
+          <w:b/>
+          <w:bCs/>
+        </w:rPr>
+        <w:t xml:space="preserve"> </w:t>
+      </w:r>
+    </w:p>
+    <w:p>
+      <w:pPr>
+        <w:pStyle w:val="LO-Normal"/>
+        <w:jc w:val="both"/>
+      </w:pPr>
+      <w:r>
+        <w:t xml:space="preserve">● Maven provides a standardized way to manage Java projects by defining project structure, dependencies, and build configurations using a declarative XML-based format (pom.xml). </w:t>
+      </w:r>
+    </w:p>
+    <w:p>
+      <w:pPr>
+        <w:pStyle w:val="LO-Normal"/>
+        <w:jc w:val="both"/>
+      </w:pPr>
+      <w:r>
+        <w:t xml:space="preserve">● Developers use Maven to specify project metadata, dependencies, plugins, repositories, and other project-related configurations. </w:t>
+      </w:r>
+    </w:p>
+    <w:p>
+      <w:pPr>
+        <w:pStyle w:val="LO-Normal"/>
+        <w:jc w:val="both"/>
+      </w:pPr>
+      <w:r>
+        <w:t>● Spring Framework and its various modules (e.g., Spring Core, Spring MVC, Spring Boot) are managed as dependencies in Maven projects. Developers specify the Spring dependencies in the pom.xml, and Maven handles the rest.</w:t>
+      </w:r>
+    </w:p>
+    <w:p>
+      <w:pPr>
+        <w:pStyle w:val="LO-Normal"/>
+        <w:jc w:val="both"/>
+        <w:rPr>
+          <w:b/>
+          <w:bCs/>
+        </w:rPr>
+      </w:pPr>
+      <w:r>
+        <w:rPr>
+          <w:b/>
+          <w:bCs/>
+        </w:rPr>
+        <w:t xml:space="preserve">Build Automation </w:t>
+      </w:r>
+    </w:p>
+    <w:p>
+      <w:pPr>
+        <w:pStyle w:val="LO-Normal"/>
+        <w:jc w:val="both"/>
+      </w:pPr>
+      <w:r>
+        <w:t xml:space="preserve">● Maven automates the build process, including compilation, testing, packaging, and deployment, using predefined build lifecycle phases (e.g., clean, compile, test, package, install). </w:t>
+      </w:r>
+    </w:p>
+    <w:p>
+      <w:pPr>
+        <w:pStyle w:val="LO-Normal"/>
+        <w:jc w:val="both"/>
+      </w:pPr>
+      <w:r>
+        <w:t>● Maven facilitates the building and packaging of Spring applications into deployable artifacts (e.g., JAR files, WAR files) for deployment production environments.</w:t>
+      </w:r>
+    </w:p>
+    <w:p>
+      <w:pPr>
+        <w:pStyle w:val="LO-Normal"/>
+        <w:jc w:val="both"/>
+      </w:pPr>
+    </w:p>
+    <w:p>
+      <w:pPr>
+        <w:pStyle w:val="LO-Normal"/>
+        <w:numPr>
+          <w:ilvl w:val="0"/>
+          <w:numId w:val="1"/>
+        </w:numPr>
+        <w:jc w:val="both"/>
+        <w:rPr>
+          <w:b/>
+          <w:bCs/>
+        </w:rPr>
+      </w:pPr>
+    </w:p>
+    <w:p>
+      <w:pPr>
+        <w:pStyle w:val="LO-Normal"/>
+        <w:numPr>
+          <w:ilvl w:val="0"/>
+          <w:numId w:val="1"/>
+        </w:numPr>
+        <w:jc w:val="both"/>
+        <w:rPr>
+          <w:b/>
+          <w:bCs/>
+        </w:rPr>
+      </w:pPr>
+      <w:r>
+        <w:rPr>
+          <w:b/>
+          <w:bCs/>
+        </w:rPr>
+        <w:lastRenderedPageBreak/>
+        <w:t xml:space="preserve">Maven Commands Table </w:t>
+      </w:r>
+    </w:p>
+    <w:tbl>
+      <w:tblPr>
+        <w:tblW w:w="0" w:type="auto"/>
+        <w:tblCellSpacing w:w="15" w:type="dxa"/>
+        <w:tblCellMar>
+          <w:top w:w="15" w:type="dxa"/>
+          <w:left w:w="15" w:type="dxa"/>
+          <w:bottom w:w="15" w:type="dxa"/>
+          <w:right w:w="15" w:type="dxa"/>
+        </w:tblCellMar>
+        <w:tblLook w:val="04A0" w:firstRow="1" w:lastRow="0" w:firstColumn="1" w:lastColumn="0" w:noHBand="0" w:noVBand="1"/>
+      </w:tblPr>
+      <w:tblGrid>
+        <w:gridCol w:w="1693"/>
+        <w:gridCol w:w="7423"/>
+      </w:tblGrid>
+      <w:tr>
+        <w:trPr>
+          <w:tblHeader/>
+          <w:tblCellSpacing w:w="15" w:type="dxa"/>
+        </w:trPr>
+        <w:tc>
+          <w:tcPr>
+            <w:tcW w:w="0" w:type="auto"/>
+            <w:vAlign w:val="center"/>
+            <w:hideMark/>
+          </w:tcPr>
+          <w:p>
+            <w:pPr>
+              <w:pStyle w:val="LO-Normal"/>
+              <w:jc w:val="both"/>
+              <w:rPr>
+                <w:b/>
+                <w:bCs/>
+              </w:rPr>
+            </w:pPr>
+            <w:r>
+              <w:rPr>
+                <w:b/>
+                <w:bCs/>
+              </w:rPr>
+              <w:t>Command</w:t>
+            </w:r>
+          </w:p>
+        </w:tc>
+        <w:tc>
+          <w:tcPr>
+            <w:tcW w:w="0" w:type="auto"/>
+            <w:vAlign w:val="center"/>
+            <w:hideMark/>
+          </w:tcPr>
+          <w:p>
+            <w:pPr>
+              <w:pStyle w:val="LO-Normal"/>
+              <w:jc w:val="both"/>
+              <w:rPr>
+                <w:b/>
+                <w:bCs/>
+              </w:rPr>
+            </w:pPr>
+            <w:r>
+              <w:rPr>
+                <w:b/>
+                <w:bCs/>
+              </w:rPr>
+              <w:t>Description</w:t>
+            </w:r>
+          </w:p>
+        </w:tc>
+      </w:tr>
+      <w:tr>
+        <w:trPr>
+          <w:tblCellSpacing w:w="15" w:type="dxa"/>
+        </w:trPr>
+        <w:tc>
+          <w:tcPr>
+            <w:tcW w:w="0" w:type="auto"/>
+            <w:vAlign w:val="center"/>
+            <w:hideMark/>
+          </w:tcPr>
+          <w:p>
+            <w:pPr>
+              <w:pStyle w:val="LO-Normal"/>
+              <w:jc w:val="both"/>
+            </w:pPr>
+            <w:proofErr w:type="spellStart"/>
+            <w:r>
+              <w:t>mvn</w:t>
+            </w:r>
+            <w:proofErr w:type="spellEnd"/>
+            <w:r>
+              <w:t xml:space="preserve"> compile</w:t>
+            </w:r>
+          </w:p>
+        </w:tc>
+        <w:tc>
+          <w:tcPr>
+            <w:tcW w:w="0" w:type="auto"/>
+            <w:vAlign w:val="center"/>
+            <w:hideMark/>
+          </w:tcPr>
+          <w:p>
+            <w:pPr>
+              <w:pStyle w:val="LO-Normal"/>
+              <w:jc w:val="both"/>
+            </w:pPr>
+            <w:r>
+              <w:t>We compile the project's source code Using the</w:t>
+            </w:r>
+            <w:r>
+              <w:t xml:space="preserve"> </w:t>
+            </w:r>
+            <w:proofErr w:type="spellStart"/>
+            <w:r>
+              <w:t>mvn</w:t>
+            </w:r>
+            <w:proofErr w:type="spellEnd"/>
+            <w:r>
+              <w:t xml:space="preserve"> </w:t>
+            </w:r>
+            <w:r>
+              <w:t>compile</w:t>
+            </w:r>
+            <w:r>
+              <w:t xml:space="preserve"> </w:t>
+            </w:r>
+            <w:r>
+              <w:t>command.</w:t>
+            </w:r>
+          </w:p>
+        </w:tc>
+      </w:tr>
+      <w:tr>
+        <w:trPr>
+          <w:tblCellSpacing w:w="15" w:type="dxa"/>
+        </w:trPr>
+        <w:tc>
+          <w:tcPr>
+            <w:tcW w:w="0" w:type="auto"/>
+            <w:vAlign w:val="center"/>
+            <w:hideMark/>
+          </w:tcPr>
+          <w:p>
+            <w:pPr>
+              <w:pStyle w:val="LO-Normal"/>
+              <w:jc w:val="both"/>
+            </w:pPr>
+            <w:proofErr w:type="spellStart"/>
+            <w:r>
+              <w:t>mvn</w:t>
+            </w:r>
+            <w:proofErr w:type="spellEnd"/>
+            <w:r>
+              <w:t xml:space="preserve"> clean</w:t>
+            </w:r>
+          </w:p>
+        </w:tc>
+        <w:tc>
+          <w:tcPr>
+            <w:tcW w:w="0" w:type="auto"/>
+            <w:vAlign w:val="center"/>
+            <w:hideMark/>
+          </w:tcPr>
+          <w:p>
+            <w:pPr>
+              <w:pStyle w:val="LO-Normal"/>
+              <w:jc w:val="both"/>
+            </w:pPr>
+            <w:r>
+              <w:t>Using the</w:t>
+            </w:r>
+            <w:r>
+              <w:t xml:space="preserve"> </w:t>
+            </w:r>
+            <w:proofErr w:type="spellStart"/>
+            <w:r>
+              <w:t>mvn</w:t>
+            </w:r>
+            <w:proofErr w:type="spellEnd"/>
+            <w:r>
+              <w:t xml:space="preserve"> </w:t>
+            </w:r>
+            <w:r>
+              <w:t>clean</w:t>
+            </w:r>
+            <w:r>
+              <w:t xml:space="preserve"> </w:t>
+            </w:r>
+            <w:r>
+              <w:t>command,</w:t>
+            </w:r>
+            <w:r>
+              <w:t xml:space="preserve"> a</w:t>
+            </w:r>
+            <w:r>
+              <w:t>ll previous-build files are removed from the project.</w:t>
+            </w:r>
+          </w:p>
+        </w:tc>
+      </w:tr>
+      <w:tr>
+        <w:trPr>
+          <w:tblCellSpacing w:w="15" w:type="dxa"/>
+        </w:trPr>
+        <w:tc>
+          <w:tcPr>
+            <w:tcW w:w="0" w:type="auto"/>
+            <w:vAlign w:val="center"/>
+            <w:hideMark/>
+          </w:tcPr>
+          <w:p>
+            <w:pPr>
+              <w:pStyle w:val="LO-Normal"/>
+              <w:jc w:val="both"/>
+            </w:pPr>
+            <w:proofErr w:type="spellStart"/>
+            <w:r>
+              <w:t>mvn</w:t>
+            </w:r>
+            <w:proofErr w:type="spellEnd"/>
+            <w:r>
+              <w:t xml:space="preserve"> test</w:t>
+            </w:r>
+          </w:p>
+        </w:tc>
+        <w:tc>
+          <w:tcPr>
+            <w:tcW w:w="0" w:type="auto"/>
+            <w:vAlign w:val="center"/>
+            <w:hideMark/>
+          </w:tcPr>
+          <w:p>
+            <w:pPr>
+              <w:pStyle w:val="LO-Normal"/>
+              <w:jc w:val="both"/>
+            </w:pPr>
+            <w:r>
+              <w:t>We execute project testing steps with the</w:t>
+            </w:r>
+            <w:r>
+              <w:t xml:space="preserve"> </w:t>
+            </w:r>
+            <w:proofErr w:type="spellStart"/>
+            <w:r>
+              <w:t>mvn</w:t>
+            </w:r>
+            <w:proofErr w:type="spellEnd"/>
+            <w:r>
+              <w:t xml:space="preserve"> </w:t>
+            </w:r>
+            <w:r>
+              <w:t>test</w:t>
+            </w:r>
+            <w:r>
+              <w:t xml:space="preserve"> </w:t>
+            </w:r>
+            <w:r>
+              <w:t>command.</w:t>
+            </w:r>
+          </w:p>
+        </w:tc>
+      </w:tr>
+      <w:tr>
+        <w:trPr>
+          <w:tblCellSpacing w:w="15" w:type="dxa"/>
+        </w:trPr>
+        <w:tc>
+          <w:tcPr>
+            <w:tcW w:w="0" w:type="auto"/>
+            <w:vAlign w:val="center"/>
+            <w:hideMark/>
+          </w:tcPr>
+          <w:p>
+            <w:pPr>
+              <w:pStyle w:val="LO-Normal"/>
+              <w:jc w:val="both"/>
+            </w:pPr>
+            <w:proofErr w:type="spellStart"/>
+            <w:r>
+              <w:t>mvn</w:t>
+            </w:r>
+            <w:proofErr w:type="spellEnd"/>
+            <w:r>
+              <w:t xml:space="preserve"> install</w:t>
+            </w:r>
+          </w:p>
+        </w:tc>
+        <w:tc>
+          <w:tcPr>
+            <w:tcW w:w="0" w:type="auto"/>
+            <w:vAlign w:val="center"/>
+            <w:hideMark/>
+          </w:tcPr>
+          <w:p>
+            <w:pPr>
+              <w:pStyle w:val="LO-Normal"/>
+              <w:jc w:val="both"/>
+            </w:pPr>
+            <w:r>
+              <w:t>The</w:t>
+            </w:r>
+            <w:r>
+              <w:t xml:space="preserve"> </w:t>
+            </w:r>
+            <w:proofErr w:type="spellStart"/>
+            <w:r>
+              <w:t>mvn</w:t>
+            </w:r>
+            <w:proofErr w:type="spellEnd"/>
+            <w:r>
+              <w:t xml:space="preserve"> </w:t>
+            </w:r>
+            <w:r>
+              <w:t>install</w:t>
+            </w:r>
+            <w:r>
+              <w:t xml:space="preserve"> </w:t>
+            </w:r>
+            <w:r>
+              <w:t>command aids in deploying packaged</w:t>
+            </w:r>
+            <w:r>
+              <w:t xml:space="preserve"> </w:t>
+            </w:r>
+            <w:r>
+              <w:t>WAR</w:t>
+            </w:r>
+            <w:r>
+              <w:t xml:space="preserve"> </w:t>
+            </w:r>
+            <w:r>
+              <w:t>or</w:t>
+            </w:r>
+            <w:r>
+              <w:t xml:space="preserve"> </w:t>
+            </w:r>
+            <w:r>
+              <w:t>JAR</w:t>
+            </w:r>
+            <w:r>
+              <w:t xml:space="preserve"> </w:t>
+            </w:r>
+            <w:r>
+              <w:t>files by storing them in the local repository as classes.</w:t>
+            </w:r>
+          </w:p>
+        </w:tc>
+      </w:tr>
+      <w:tr>
+        <w:trPr>
+          <w:tblCellSpacing w:w="15" w:type="dxa"/>
+        </w:trPr>
+        <w:tc>
+          <w:tcPr>
+            <w:tcW w:w="0" w:type="auto"/>
+            <w:vAlign w:val="center"/>
+            <w:hideMark/>
+          </w:tcPr>
+          <w:p>
+            <w:pPr>
+              <w:pStyle w:val="LO-Normal"/>
+              <w:jc w:val="both"/>
+            </w:pPr>
+            <w:proofErr w:type="spellStart"/>
+            <w:r>
+              <w:t>mvn</w:t>
+            </w:r>
+            <w:proofErr w:type="spellEnd"/>
+            <w:r>
+              <w:t xml:space="preserve"> package</w:t>
+            </w:r>
+          </w:p>
+        </w:tc>
+        <w:tc>
+          <w:tcPr>
+            <w:tcW w:w="0" w:type="auto"/>
+            <w:vAlign w:val="center"/>
+            <w:hideMark/>
+          </w:tcPr>
+          <w:p>
+            <w:pPr>
+              <w:pStyle w:val="LO-Normal"/>
+              <w:jc w:val="both"/>
+            </w:pPr>
+            <w:r>
+              <w:t>The</w:t>
+            </w:r>
+            <w:r>
+              <w:t xml:space="preserve"> </w:t>
+            </w:r>
+            <w:proofErr w:type="spellStart"/>
+            <w:r>
+              <w:t>mvn</w:t>
+            </w:r>
+            <w:proofErr w:type="spellEnd"/>
+            <w:r>
+              <w:t xml:space="preserve"> </w:t>
+            </w:r>
+            <w:r>
+              <w:t>package</w:t>
+            </w:r>
+            <w:r>
+              <w:t xml:space="preserve"> </w:t>
+            </w:r>
+            <w:r>
+              <w:t>command generates a</w:t>
+            </w:r>
+            <w:r>
+              <w:t xml:space="preserve"> </w:t>
+            </w:r>
+            <w:r>
+              <w:t>WAR</w:t>
+            </w:r>
+            <w:r>
+              <w:t xml:space="preserve"> </w:t>
+            </w:r>
+            <w:r>
+              <w:t>or</w:t>
+            </w:r>
+            <w:r>
+              <w:t xml:space="preserve"> </w:t>
+            </w:r>
+            <w:r>
+              <w:t>JAR</w:t>
+            </w:r>
+            <w:r>
+              <w:t xml:space="preserve"> </w:t>
+            </w:r>
+            <w:r>
+              <w:t>file for the project so that it can be distributed.</w:t>
+            </w:r>
+          </w:p>
+        </w:tc>
+      </w:tr>
+      <w:tr>
+        <w:trPr>
+          <w:tblCellSpacing w:w="15" w:type="dxa"/>
+        </w:trPr>
+        <w:tc>
+          <w:tcPr>
+            <w:tcW w:w="0" w:type="auto"/>
+            <w:vAlign w:val="center"/>
+            <w:hideMark/>
+          </w:tcPr>
+          <w:p>
+            <w:pPr>
+              <w:pStyle w:val="LO-Normal"/>
+              <w:jc w:val="both"/>
+            </w:pPr>
+            <w:proofErr w:type="spellStart"/>
+            <w:r>
+              <w:t>mvn</w:t>
+            </w:r>
+            <w:proofErr w:type="spellEnd"/>
+            <w:r>
+              <w:t xml:space="preserve"> deploy</w:t>
+            </w:r>
+          </w:p>
+        </w:tc>
+        <w:tc>
+          <w:tcPr>
+            <w:tcW w:w="0" w:type="auto"/>
+            <w:vAlign w:val="center"/>
+            <w:hideMark/>
+          </w:tcPr>
+          <w:p>
+            <w:pPr>
+              <w:pStyle w:val="LO-Normal"/>
+              <w:jc w:val="both"/>
+            </w:pPr>
+            <w:r>
+              <w:t>The</w:t>
+            </w:r>
+            <w:r>
+              <w:t xml:space="preserve"> </w:t>
+            </w:r>
+            <w:proofErr w:type="spellStart"/>
+            <w:r>
+              <w:t>mvn</w:t>
+            </w:r>
+            <w:proofErr w:type="spellEnd"/>
+            <w:r>
+              <w:t xml:space="preserve"> </w:t>
+            </w:r>
+            <w:r>
+              <w:t>deploy</w:t>
+            </w:r>
+            <w:r>
+              <w:t xml:space="preserve"> </w:t>
+            </w:r>
+            <w:r>
+              <w:t>command is used after compilation, project testing, and project building. The packaged</w:t>
+            </w:r>
+            <w:r>
+              <w:t xml:space="preserve"> </w:t>
+            </w:r>
+            <w:r>
+              <w:t>WAR</w:t>
+            </w:r>
+            <w:r>
+              <w:t xml:space="preserve"> </w:t>
+            </w:r>
+            <w:r>
+              <w:t>or</w:t>
+            </w:r>
+            <w:r>
+              <w:t xml:space="preserve"> </w:t>
+            </w:r>
+            <w:r>
+              <w:t>JAR</w:t>
+            </w:r>
+            <w:r>
+              <w:t xml:space="preserve"> </w:t>
+            </w:r>
+            <w:r>
+              <w:t>files are copied to the remote repository so other developers can use them.</w:t>
+            </w:r>
+          </w:p>
+        </w:tc>
+      </w:tr>
+      <w:tr>
+        <w:trPr>
+          <w:tblCellSpacing w:w="15" w:type="dxa"/>
+        </w:trPr>
+        <w:tc>
+          <w:tcPr>
+            <w:tcW w:w="0" w:type="auto"/>
+            <w:vAlign w:val="center"/>
+            <w:hideMark/>
+          </w:tcPr>
+          <w:p>
+            <w:pPr>
+              <w:pStyle w:val="LO-Normal"/>
+              <w:jc w:val="both"/>
+            </w:pPr>
+            <w:proofErr w:type="spellStart"/>
+            <w:r>
+              <w:t>mvn</w:t>
+            </w:r>
+            <w:proofErr w:type="spellEnd"/>
+            <w:r>
+              <w:t xml:space="preserve"> </w:t>
+            </w:r>
+            <w:proofErr w:type="spellStart"/>
+            <w:r>
+              <w:t>spring-</w:t>
+            </w:r>
+            <w:proofErr w:type="gramStart"/>
+            <w:r>
+              <w:t>boot:run</w:t>
+            </w:r>
+            <w:proofErr w:type="spellEnd"/>
+            <w:proofErr w:type="gramEnd"/>
+          </w:p>
+        </w:tc>
+        <w:tc>
+          <w:tcPr>
+            <w:tcW w:w="0" w:type="auto"/>
+            <w:vAlign w:val="center"/>
+            <w:hideMark/>
+          </w:tcPr>
+          <w:p>
+            <w:pPr>
+              <w:pStyle w:val="LO-Normal"/>
+              <w:jc w:val="both"/>
+            </w:pPr>
+            <w:r>
+              <w:t>Runs a Spring Boot application directly from the source code without packaging it into a JAR or WAR file.</w:t>
+            </w:r>
+          </w:p>
+        </w:tc>
+      </w:tr>
+      <w:tr>
+        <w:trPr>
+          <w:tblCellSpacing w:w="15" w:type="dxa"/>
+        </w:trPr>
+        <w:tc>
+          <w:tcPr>
+            <w:tcW w:w="0" w:type="auto"/>
+            <w:vAlign w:val="center"/>
+            <w:hideMark/>
+          </w:tcPr>
+          <w:p>
+            <w:pPr>
+              <w:pStyle w:val="LO-Normal"/>
+              <w:jc w:val="both"/>
+            </w:pPr>
+            <w:proofErr w:type="spellStart"/>
+            <w:r>
+              <w:t>mvn</w:t>
+            </w:r>
+            <w:proofErr w:type="spellEnd"/>
+            <w:r>
+              <w:t xml:space="preserve"> </w:t>
+            </w:r>
+            <w:proofErr w:type="spellStart"/>
+            <w:r>
+              <w:t>spring-</w:t>
+            </w:r>
+            <w:proofErr w:type="gramStart"/>
+            <w:r>
+              <w:t>boot:build</w:t>
+            </w:r>
+            <w:proofErr w:type="gramEnd"/>
+            <w:r>
+              <w:t>-image</w:t>
+            </w:r>
+            <w:proofErr w:type="spellEnd"/>
+          </w:p>
+        </w:tc>
+        <w:tc>
+          <w:tcPr>
+            <w:tcW w:w="0" w:type="auto"/>
+            <w:vAlign w:val="center"/>
+            <w:hideMark/>
+          </w:tcPr>
+          <w:p>
+            <w:pPr>
+              <w:pStyle w:val="LO-Normal"/>
+              <w:jc w:val="both"/>
+            </w:pPr>
+            <w:r>
+              <w:t>Builds a Docker image of the Spring Boot application using the Spring Boot Maven plugin.</w:t>
+            </w:r>
+          </w:p>
+        </w:tc>
+      </w:tr>
+    </w:tbl>
+    <w:p>
+      <w:pPr>
+        <w:pStyle w:val="LO-Normal"/>
+        <w:jc w:val="both"/>
       </w:pPr>
     </w:p>
     <w:sectPr>
@@ -11097,6 +12258,155 @@
     </w:lvl>
   </w:abstractNum>
   <w:abstractNum w:abstractNumId="39" w15:restartNumberingAfterBreak="0">
+    <w:nsid w:val="767B2786"/>
+    <w:multiLevelType w:val="multilevel"/>
+    <w:tmpl w:val="1114A932"/>
+    <w:lvl w:ilvl="0">
+      <w:start w:val="1"/>
+      <w:numFmt w:val="bullet"/>
+      <w:lvlText w:val=""/>
+      <w:lvlJc w:val="left"/>
+      <w:pPr>
+        <w:tabs>
+          <w:tab w:val="num" w:pos="720"/>
+        </w:tabs>
+        <w:ind w:left="720" w:hanging="360"/>
+      </w:pPr>
+      <w:rPr>
+        <w:rFonts w:ascii="Symbol" w:hAnsi="Symbol" w:hint="default"/>
+        <w:sz w:val="20"/>
+      </w:rPr>
+    </w:lvl>
+    <w:lvl w:ilvl="1" w:tentative="1">
+      <w:start w:val="1"/>
+      <w:numFmt w:val="bullet"/>
+      <w:lvlText w:val="o"/>
+      <w:lvlJc w:val="left"/>
+      <w:pPr>
+        <w:tabs>
+          <w:tab w:val="num" w:pos="1440"/>
+        </w:tabs>
+        <w:ind w:left="1440" w:hanging="360"/>
+      </w:pPr>
+      <w:rPr>
+        <w:rFonts w:ascii="Courier New" w:hAnsi="Courier New" w:hint="default"/>
+        <w:sz w:val="20"/>
+      </w:rPr>
+    </w:lvl>
+    <w:lvl w:ilvl="2" w:tentative="1">
+      <w:start w:val="1"/>
+      <w:numFmt w:val="bullet"/>
+      <w:lvlText w:val=""/>
+      <w:lvlJc w:val="left"/>
+      <w:pPr>
+        <w:tabs>
+          <w:tab w:val="num" w:pos="2160"/>
+        </w:tabs>
+        <w:ind w:left="2160" w:hanging="360"/>
+      </w:pPr>
+      <w:rPr>
+        <w:rFonts w:ascii="Wingdings" w:hAnsi="Wingdings" w:hint="default"/>
+        <w:sz w:val="20"/>
+      </w:rPr>
+    </w:lvl>
+    <w:lvl w:ilvl="3" w:tentative="1">
+      <w:start w:val="1"/>
+      <w:numFmt w:val="bullet"/>
+      <w:lvlText w:val=""/>
+      <w:lvlJc w:val="left"/>
+      <w:pPr>
+        <w:tabs>
+          <w:tab w:val="num" w:pos="2880"/>
+        </w:tabs>
+        <w:ind w:left="2880" w:hanging="360"/>
+      </w:pPr>
+      <w:rPr>
+        <w:rFonts w:ascii="Wingdings" w:hAnsi="Wingdings" w:hint="default"/>
+        <w:sz w:val="20"/>
+      </w:rPr>
+    </w:lvl>
+    <w:lvl w:ilvl="4" w:tentative="1">
+      <w:start w:val="1"/>
+      <w:numFmt w:val="bullet"/>
+      <w:lvlText w:val=""/>
+      <w:lvlJc w:val="left"/>
+      <w:pPr>
+        <w:tabs>
+          <w:tab w:val="num" w:pos="3600"/>
+        </w:tabs>
+        <w:ind w:left="3600" w:hanging="360"/>
+      </w:pPr>
+      <w:rPr>
+        <w:rFonts w:ascii="Wingdings" w:hAnsi="Wingdings" w:hint="default"/>
+        <w:sz w:val="20"/>
+      </w:rPr>
+    </w:lvl>
+    <w:lvl w:ilvl="5" w:tentative="1">
+      <w:start w:val="1"/>
+      <w:numFmt w:val="bullet"/>
+      <w:lvlText w:val=""/>
+      <w:lvlJc w:val="left"/>
+      <w:pPr>
+        <w:tabs>
+          <w:tab w:val="num" w:pos="4320"/>
+        </w:tabs>
+        <w:ind w:left="4320" w:hanging="360"/>
+      </w:pPr>
+      <w:rPr>
+        <w:rFonts w:ascii="Wingdings" w:hAnsi="Wingdings" w:hint="default"/>
+        <w:sz w:val="20"/>
+      </w:rPr>
+    </w:lvl>
+    <w:lvl w:ilvl="6" w:tentative="1">
+      <w:start w:val="1"/>
+      <w:numFmt w:val="bullet"/>
+      <w:lvlText w:val=""/>
+      <w:lvlJc w:val="left"/>
+      <w:pPr>
+        <w:tabs>
+          <w:tab w:val="num" w:pos="5040"/>
+        </w:tabs>
+        <w:ind w:left="5040" w:hanging="360"/>
+      </w:pPr>
+      <w:rPr>
+        <w:rFonts w:ascii="Wingdings" w:hAnsi="Wingdings" w:hint="default"/>
+        <w:sz w:val="20"/>
+      </w:rPr>
+    </w:lvl>
+    <w:lvl w:ilvl="7" w:tentative="1">
+      <w:start w:val="1"/>
+      <w:numFmt w:val="bullet"/>
+      <w:lvlText w:val=""/>
+      <w:lvlJc w:val="left"/>
+      <w:pPr>
+        <w:tabs>
+          <w:tab w:val="num" w:pos="5760"/>
+        </w:tabs>
+        <w:ind w:left="5760" w:hanging="360"/>
+      </w:pPr>
+      <w:rPr>
+        <w:rFonts w:ascii="Wingdings" w:hAnsi="Wingdings" w:hint="default"/>
+        <w:sz w:val="20"/>
+      </w:rPr>
+    </w:lvl>
+    <w:lvl w:ilvl="8" w:tentative="1">
+      <w:start w:val="1"/>
+      <w:numFmt w:val="bullet"/>
+      <w:lvlText w:val=""/>
+      <w:lvlJc w:val="left"/>
+      <w:pPr>
+        <w:tabs>
+          <w:tab w:val="num" w:pos="6480"/>
+        </w:tabs>
+        <w:ind w:left="6480" w:hanging="360"/>
+      </w:pPr>
+      <w:rPr>
+        <w:rFonts w:ascii="Wingdings" w:hAnsi="Wingdings" w:hint="default"/>
+        <w:sz w:val="20"/>
+      </w:rPr>
+    </w:lvl>
+  </w:abstractNum>
+  <w:abstractNum w:abstractNumId="40" w15:restartNumberingAfterBreak="0">
     <w:nsid w:val="7CC2711E"/>
     <w:multiLevelType w:val="multilevel"/>
     <w:tmpl w:val="DA7EC1A0"/>
@@ -11218,7 +12528,7 @@
       </w:rPr>
     </w:lvl>
   </w:abstractNum>
-  <w:abstractNum w:abstractNumId="40" w15:restartNumberingAfterBreak="0">
+  <w:abstractNum w:abstractNumId="41" w15:restartNumberingAfterBreak="0">
     <w:nsid w:val="7EFD77BA"/>
     <w:multiLevelType w:val="multilevel"/>
     <w:tmpl w:val="E9DC3B3C"/>
@@ -11359,7 +12669,7 @@
     <w:abstractNumId w:val="8"/>
   </w:num>
   <w:num w:numId="7" w16cid:durableId="53747548">
-    <w:abstractNumId w:val="39"/>
+    <w:abstractNumId w:val="40"/>
   </w:num>
   <w:num w:numId="8" w16cid:durableId="651254167">
     <w:abstractNumId w:val="5"/>
@@ -11374,7 +12684,7 @@
     <w:abstractNumId w:val="21"/>
   </w:num>
   <w:num w:numId="12" w16cid:durableId="1437364182">
-    <w:abstractNumId w:val="40"/>
+    <w:abstractNumId w:val="41"/>
   </w:num>
   <w:num w:numId="13" w16cid:durableId="762186121">
     <w:abstractNumId w:val="25"/>
@@ -11462,6 +12772,9 @@
   </w:num>
   <w:num w:numId="41" w16cid:durableId="360741642">
     <w:abstractNumId w:val="37"/>
+  </w:num>
+  <w:num w:numId="42" w16cid:durableId="1030764943">
+    <w:abstractNumId w:val="39"/>
   </w:num>
 </w:numbering>
 </file>
@@ -13837,6 +15150,19 @@
       <w:shd w:val="clear" w:color="auto" w:fill="E1DFDD"/>
     </w:rPr>
   </w:style>
+  <w:style w:type="character" w:styleId="HTMLCode">
+    <w:name w:val="HTML Code"/>
+    <w:basedOn w:val="DefaultParagraphFont"/>
+    <w:uiPriority w:val="99"/>
+    <w:semiHidden/>
+    <w:unhideWhenUsed/>
+    <w:rsid w:val="000B2A88"/>
+    <w:rPr>
+      <w:rFonts w:ascii="Courier New" w:eastAsia="Times New Roman" w:hAnsi="Courier New" w:cs="Courier New"/>
+      <w:sz w:val="20"/>
+      <w:szCs w:val="20"/>
+    </w:rPr>
+  </w:style>
 </w:styles>
 </file>
 
